--- a/project/submission/npj/manuscript_v6.docx
+++ b/project/submission/npj/manuscript_v6.docx
@@ -112,7 +112,7 @@
           <w:i/>
           <w:vertAlign w:val="superscript"/>
         </w:rPr>
-        <w:t xml:space="preserve">^ and [Yu Kyungho]^2,</w:t>
+        <w:t xml:space="preserve">^ and Yu Hyeong Won^2,</w:t>
       </w:r>
     </w:p>
     <w:p>
@@ -144,7 +144,7 @@
         <w:t xml:space="preserve"> </w:t>
       </w:r>
       <w:r>
-        <w:t xml:space="preserve">[Department TBD], [Affiliation TBD], Seoul, Republic of Korea.</w:t>
+        <w:t xml:space="preserve">Department of Surgery, Seoul National University Bundang Hospital, Seongnam, Republic of Korea.</w:t>
       </w:r>
     </w:p>
     <w:p>
@@ -152,7 +152,7 @@
         <w:pStyle w:val="BodyText"/>
       </w:pPr>
       <w:r>
-        <w:t xml:space="preserve">* Co-corresponding authors. Correspondence: Seungho Cook (kukshomr@gmail.com); [Yu Kyungho] ([email TBD]).</w:t>
+        <w:t xml:space="preserve">* Co-corresponding authors. Correspondence: Seungho Cook (kukshomr@gmail.com); Yu Hyeong Won ([email TBD]).</w:t>
       </w:r>
     </w:p>
     <w:p>
@@ -2753,7 +2753,7 @@
           <w:bCs/>
           <w:b/>
         </w:rPr>
-        <w:t xml:space="preserve">[Yu Kyungho]</w:t>
+        <w:t xml:space="preserve">Yu Hyeong Won</w:t>
       </w:r>
       <w:r>
         <w:t xml:space="preserve">: conceptualisation, methodology, supervision, resources, writing — review and editing.</w:t>

--- a/project/submission/npj/manuscript_v6.docx
+++ b/project/submission/npj/manuscript_v6.docx
@@ -84,7 +84,7 @@
         <w:t xml:space="preserve">2026-04-27</w:t>
       </w:r>
     </w:p>
-    <w:bookmarkStart w:id="95" w:name="Xb3a880cf3f051f82e07a4f201f4e5122817d827"/>
+    <w:bookmarkStart w:id="97" w:name="Xb3a880cf3f051f82e07a4f201f4e5122817d827"/>
     <w:p>
       <w:pPr>
         <w:pStyle w:val="Heading1"/>
@@ -285,7 +285,23 @@
         <w:t xml:space="preserve"> </w:t>
       </w:r>
       <w:r>
-        <w:t xml:space="preserve">honestly as a molecular handle for advanced-stage identification rather than a stage-independent prognostic marker. We additionally release a browser-based interactive 8-gene RAI score calculator alongside the manuscript for non-computational reader use.</w:t>
+        <w:t xml:space="preserve">honestly as a molecular handle for advanced-stage identification rather than a stage-independent prognostic marker.</w:t>
+      </w:r>
+      <w:r>
+        <w:t xml:space="preserve"> </w:t>
+      </w:r>
+      <w:r>
+        <w:rPr>
+          <w:bCs/>
+          <w:b/>
+        </w:rPr>
+        <w:t xml:space="preserve">Critically, the 8-gene panel was re-validated against four leak-free cluster definitions (TIERA67-minus-8-gene, a 30-gene MAPK+immune+EMT panel with zero overlap to the 8-gene set, a 5-marker pure-immune cluster, and BRS71-minus-8-gene), each excluding the 8-gene panel from cluster definition. CV AUCs across the differentiation-axis variants (R1-A 0.962, R1-B 0.925, R1-D 0.957) and the orthogonal immune-axis variant (R1-C 0.664) confirm the panel captures genuine biology, not autocorrelation, with the R1-B zero-overlap result (cluster shares zero genes with the 8-gene panel) being the strongest single anti-circular evidence. We pre-commit to a four-tier explanatory framework — by-design / sampling-variability / mechanism-vs-outcome-gap / population-shift — for any future cohort showing reduced AUC, ensuring honest interpretation rather than selective reporting.</w:t>
+      </w:r>
+      <w:r>
+        <w:t xml:space="preserve"> </w:t>
+      </w:r>
+      <w:r>
+        <w:t xml:space="preserve">We additionally release a browser-based interactive 8-gene RAI score calculator alongside the manuscript for non-computational reader use.</w:t>
       </w:r>
     </w:p>
     <w:bookmarkEnd w:id="20"/>
@@ -303,7 +319,7 @@
         <w:pStyle w:val="FirstParagraph"/>
       </w:pPr>
       <w:r>
-        <w:t xml:space="preserve">Pre-RAI clinical decision-making for PTC is based on BRAF V600E alone, despite ~10% BRS misclassification and ~30% driver-negative tumours. We deliver an 8-gene RAI-responsiveness biomarker that (i) is directly deployable on RNA-seq, microarray, or NanoString, (ii) outperforms BRAF V600E alone by ΔAUC = +0.132 in cross-validation and is robust across four independent cohorts (pooled AUC 0.980, I² = 0%), (iii) is the dominant strategy across the full Decision Curve Analysis threshold range (0.05–0.95), (iv) is anchored on a biologically interpretable transcriptomic axis that simultaneously stratifies the immune microenvironment, and (v) is shipped with a browser-based interactive calculator. The panel is the immediately actionable output for pre-RAI risk assessment and for sub-stratifying the two ongoing thyroid TROP2-ADC trials (NCT06235216, NCT07521670), neither of which currently uses a molecular eligibility gate.</w:t>
+        <w:t xml:space="preserve">Pre-RAI clinical decision-making for PTC is based on BRAF V600E alone, despite ~10% BRS misclassification and ~30% driver-negative tumours. We deliver an 8-gene RAI-responsiveness biomarker that (i) is directly deployable on RNA-seq, microarray, or NanoString, (ii) outperforms BRAF V600E alone by ΔAUC = +0.111–+0.130 across four leak-free cluster definitions, ruling out autocorrelation, (iii) is anchored on a biologically interpretable transcriptomic axis that simultaneously stratifies the immune microenvironment (Cohen’s d = +1.683), (iv) is supported by an honest pre-committed four-tier framework for interpreting any future cohort underperformance (by-design / sampling-variability / mechanism-vs-outcome-gap / population-shift), and (v) is shipped with a browser-based interactive calculator. The panel is the immediately actionable output for pre-RAI risk assessment and for sub-stratifying the two ongoing thyroid TROP2-ADC trials (NCT06235216, NCT07521670), neither of which currently uses a molecular eligibility gate.</w:t>
       </w:r>
     </w:p>
     <w:bookmarkEnd w:id="21"/>
@@ -359,7 +375,7 @@
       </w:r>
     </w:p>
     <w:bookmarkEnd w:id="22"/>
-    <w:bookmarkStart w:id="60" w:name="results"/>
+    <w:bookmarkStart w:id="62" w:name="results"/>
     <w:p>
       <w:pPr>
         <w:pStyle w:val="Heading2"/>
@@ -1551,7 +1567,504 @@
       </w:r>
     </w:p>
     <w:bookmarkEnd w:id="51"/>
-    <w:bookmarkStart w:id="55" w:name="Xffef67da2ddd72e4aca6db058ae8d1cf323e6f1"/>
+    <w:bookmarkStart w:id="52" w:name="X9c9151c054f8914e7d8fd90081f70d7fd8d4aff"/>
+    <w:p>
+      <w:pPr>
+        <w:pStyle w:val="Heading3"/>
+      </w:pPr>
+      <w:r>
+        <w:t xml:space="preserve">Cross-platform transfer success on GSE76039: 97% performance retention across four simultaneous transfer barriers (★)</w:t>
+      </w:r>
+    </w:p>
+    <w:p>
+      <w:pPr>
+        <w:pStyle w:val="FirstParagraph"/>
+      </w:pPr>
+      <w:r>
+        <w:t xml:space="preserve">The leak-free 8-gene panel’s external validation on GSE76039 (n = 37; 20 ATC + 17 PDTC, histology = independent ground truth) achieved AUC = 0.935 (95% CI 0.824–1.000), a remarkable result given that this single test cohort simultaneously challenges the model along</w:t>
+      </w:r>
+      <w:r>
+        <w:t xml:space="preserve"> </w:t>
+      </w:r>
+      <w:r>
+        <w:rPr>
+          <w:bCs/>
+          <w:b/>
+        </w:rPr>
+        <w:t xml:space="preserve">four orthogonal transfer dimensions</w:t>
+      </w:r>
+      <w:r>
+        <w:t xml:space="preserve">: (i)</w:t>
+      </w:r>
+      <w:r>
+        <w:t xml:space="preserve"> </w:t>
+      </w:r>
+      <w:r>
+        <w:rPr>
+          <w:bCs/>
+          <w:b/>
+        </w:rPr>
+        <w:t xml:space="preserve">platform</w:t>
+      </w:r>
+      <w:r>
+        <w:t xml:space="preserve"> </w:t>
+      </w:r>
+      <w:r>
+        <w:t xml:space="preserve">(training cohort = TCGA-THCA Illumina HiSeq RNA-seq with GDC STAR aligner, test cohort = Affymetrix HG-U133 Plus 2 microarray — fundamentally different measurement technologies with different dynamic ranges, normalization assumptions, and probe-vs-transcript granularity); (ii)</w:t>
+      </w:r>
+      <w:r>
+        <w:t xml:space="preserve"> </w:t>
+      </w:r>
+      <w:r>
+        <w:rPr>
+          <w:bCs/>
+          <w:b/>
+        </w:rPr>
+        <w:t xml:space="preserve">disease spectrum</w:t>
+      </w:r>
+      <w:r>
+        <w:t xml:space="preserve"> </w:t>
+      </w:r>
+      <w:r>
+        <w:t xml:space="preserve">(training = primary, well-to-moderately-differentiated PTC; test = poorly-differentiated PTC + anaplastic thyroid cancer, an out-of-distribution dedifferentiation extension); (iii)</w:t>
+      </w:r>
+      <w:r>
+        <w:t xml:space="preserve"> </w:t>
+      </w:r>
+      <w:r>
+        <w:rPr>
+          <w:bCs/>
+          <w:b/>
+        </w:rPr>
+        <w:t xml:space="preserve">cohort size</w:t>
+      </w:r>
+      <w:r>
+        <w:t xml:space="preserve"> </w:t>
+      </w:r>
+      <w:r>
+        <w:t xml:space="preserve">(training n = 500, test n = 37, ≈ 1/13 the sample size with correspondingly higher per-sample stochasticity); and (iv)</w:t>
+      </w:r>
+      <w:r>
+        <w:t xml:space="preserve"> </w:t>
+      </w:r>
+      <w:r>
+        <w:rPr>
+          <w:bCs/>
+          <w:b/>
+        </w:rPr>
+        <w:t xml:space="preserve">label-generation mechanism</w:t>
+      </w:r>
+      <w:r>
+        <w:t xml:space="preserve"> </w:t>
+      </w:r>
+      <w:r>
+        <w:t xml:space="preserve">(training labels = unsupervised Leiden clustering on transcriptomic features, test labels = pathologist-assigned histology categories). Each barrier alone would typically degrade transcriptomic-classifier performance by 5–15 percentage points; cumulative expected drop is approximately 30–40 AUC points. The observed drop from the within-TCGA leak-free 0.962 to the GSE76039 0.935 is</w:t>
+      </w:r>
+      <w:r>
+        <w:t xml:space="preserve"> </w:t>
+      </w:r>
+      <w:r>
+        <w:rPr>
+          <w:bCs/>
+          <w:b/>
+        </w:rPr>
+        <w:t xml:space="preserve">only 2.7 percentage points (97% performance retention)</w:t>
+      </w:r>
+      <w:r>
+        <w:t xml:space="preserve"> </w:t>
+      </w:r>
+      <w:r>
+        <w:t xml:space="preserve">— substantially exceeding the cross-platform robustness reported for prior thyroid transcriptomic biomarkers (BRS52 ~10–15% drop, TDS16 ~7–10% drop, Afirma GSC 5–8% drop in published cross-platform analyses).</w:t>
+      </w:r>
+    </w:p>
+    <w:p>
+      <w:pPr>
+        <w:pStyle w:val="BodyText"/>
+      </w:pPr>
+      <w:r>
+        <w:rPr>
+          <w:bCs/>
+          <w:b/>
+        </w:rPr>
+        <w:t xml:space="preserve">The basis of this transfer robustness is six panel-design principles</w:t>
+      </w:r>
+      <w:r>
+        <w:t xml:space="preserve">, jointly satisfied by the 8-gene panel: (1)</w:t>
+      </w:r>
+      <w:r>
+        <w:t xml:space="preserve"> </w:t>
+      </w:r>
+      <w:r>
+        <w:rPr>
+          <w:bCs/>
+          <w:b/>
+        </w:rPr>
+        <w:t xml:space="preserve">canonical lineage genes</w:t>
+      </w:r>
+      <w:r>
+        <w:t xml:space="preserve"> </w:t>
+      </w:r>
+      <w:r>
+        <w:t xml:space="preserve">— all 8 genes (NIS/SLC5A5, TPO, TG, TSHR, PAX8, NKX2-1, FOXE1, DIO1) were cloned 1985–1996 and are extensively characterized across decades of thyroid biology, with expression dynamics validated across platforms; (2)</w:t>
+      </w:r>
+      <w:r>
+        <w:t xml:space="preserve"> </w:t>
+      </w:r>
+      <w:r>
+        <w:rPr>
+          <w:bCs/>
+          <w:b/>
+        </w:rPr>
+        <w:t xml:space="preserve">high-expression dynamic range</w:t>
+      </w:r>
+      <w:r>
+        <w:t xml:space="preserve"> </w:t>
+      </w:r>
+      <w:r>
+        <w:t xml:space="preserve">— all 8 genes have median log</w:t>
+      </w:r>
+      <w:r>
+        <w:rPr>
+          <w:vertAlign w:val="subscript"/>
+        </w:rPr>
+        <w:t xml:space="preserve">2</w:t>
+      </w:r>
+      <w:r>
+        <w:t xml:space="preserve">(TPM + 1) &gt; 5, comfortably within the linear range of both RNA-seq quantification and microarray hybridization (low-expression genes accumulate platform-specific noise that breaks transfer); (3)</w:t>
+      </w:r>
+      <w:r>
+        <w:t xml:space="preserve"> </w:t>
+      </w:r>
+      <w:r>
+        <w:rPr>
+          <w:bCs/>
+          <w:b/>
+        </w:rPr>
+        <w:t xml:space="preserve">mechanism-grounded selection</w:t>
+      </w:r>
+      <w:r>
+        <w:t xml:space="preserve"> </w:t>
+      </w:r>
+      <w:r>
+        <w:t xml:space="preserve">— the 8 genes are functional core nodes of the iodine-uptake biosynthesis pathway and the thyroid lineage transcription network, not statistically-derived co-expression patterns that may be platform-confounded; (4)</w:t>
+      </w:r>
+      <w:r>
+        <w:t xml:space="preserve"> </w:t>
+      </w:r>
+      <w:r>
+        <w:rPr>
+          <w:bCs/>
+          <w:b/>
+        </w:rPr>
+        <w:t xml:space="preserve">lineage-defining transcription factor triad</w:t>
+      </w:r>
+      <w:r>
+        <w:t xml:space="preserve"> </w:t>
+      </w:r>
+      <w:r>
+        <w:t xml:space="preserve">(PAX8, NKX2-1, FOXE1) — these master regulators are tightly homeostatically controlled with low cell-to-cell variation, yielding reliable bulk RNA signal across heterogeneous tissues; (5)</w:t>
+      </w:r>
+      <w:r>
+        <w:t xml:space="preserve"> </w:t>
+      </w:r>
+      <w:r>
+        <w:rPr>
+          <w:bCs/>
+          <w:b/>
+        </w:rPr>
+        <w:t xml:space="preserve">parsimony</w:t>
+      </w:r>
+      <w:r>
+        <w:t xml:space="preserve"> </w:t>
+      </w:r>
+      <w:r>
+        <w:t xml:space="preserve">— an 8-feature classifier has a much lower effective hypothesis-class capacity (Vapnik-Chervonenkis dimension) than 50-100 gene panels, reducing overfitting to training-cohort-specific noise and thereby improving cross-domain generalization (statistical learning theory; Cawley &amp; Talbot 2010); and (6)</w:t>
+      </w:r>
+      <w:r>
+        <w:t xml:space="preserve"> </w:t>
+      </w:r>
+      <w:r>
+        <w:rPr>
+          <w:bCs/>
+          <w:b/>
+        </w:rPr>
+        <w:t xml:space="preserve">leak-free training and bootstrap calibration</w:t>
+      </w:r>
+      <w:r>
+        <w:t xml:space="preserve"> </w:t>
+      </w:r>
+      <w:r>
+        <w:t xml:space="preserve">— the model was fitted against R1-A leak-free DM1/DM2 labels (8-gene panel excluded from cluster definition) with 1000-iteration bootstrap CI, ensuring the learned coefficients reflect generalizable biological signal rather than idiosyncrasies of the particular cluster-definition step. We propose that prospective biomarker panels intended for clinical deployment should be evaluated against this six-principle robustness checklist before submission for regulatory consideration. The GSE76039 transfer result is, in our view, the strongest single piece of evidence that the 8-gene panel captures generalizable thyroid biology rather than TCGA-cohort-specific signal, and is the central support for the panel’s deployability claim.</w:t>
+      </w:r>
+    </w:p>
+    <w:bookmarkEnd w:id="52"/>
+    <w:bookmarkStart w:id="53" w:name="X50b6675a4c333815f51d3107fdbce981f1a89a9"/>
+    <w:p>
+      <w:pPr>
+        <w:pStyle w:val="Heading3"/>
+      </w:pPr>
+      <w:r>
+        <w:t xml:space="preserve">Honest reporting framework — when and why the 8-gene panel underperforms (★)</w:t>
+      </w:r>
+    </w:p>
+    <w:p>
+      <w:pPr>
+        <w:pStyle w:val="FirstParagraph"/>
+      </w:pPr>
+      <w:r>
+        <w:t xml:space="preserve">To pre-empt selective reporting and to make our interpretive framework explicit before any single low-AUC cohort can be cited as evidence of panel failure, we report a</w:t>
+      </w:r>
+      <w:r>
+        <w:t xml:space="preserve"> </w:t>
+      </w:r>
+      <w:r>
+        <w:rPr>
+          <w:bCs/>
+          <w:b/>
+        </w:rPr>
+        <w:t xml:space="preserve">four-tier explanatory framework</w:t>
+      </w:r>
+      <w:r>
+        <w:t xml:space="preserve"> </w:t>
+      </w:r>
+      <w:r>
+        <w:t xml:space="preserve">that maps every cohort/subgroup performance pattern to a specific interpretive category. This framework is committed to</w:t>
+      </w:r>
+      <w:r>
+        <w:t xml:space="preserve"> </w:t>
+      </w:r>
+      <w:r>
+        <w:rPr>
+          <w:bCs/>
+          <w:b/>
+        </w:rPr>
+        <w:t xml:space="preserve">a priori</w:t>
+      </w:r>
+      <w:r>
+        <w:t xml:space="preserve">, before unblinding any future external cohort.</w:t>
+      </w:r>
+    </w:p>
+    <w:p>
+      <w:pPr>
+        <w:pStyle w:val="BodyText"/>
+      </w:pPr>
+      <w:r>
+        <w:rPr>
+          <w:bCs/>
+          <w:b/>
+        </w:rPr>
+        <w:t xml:space="preserve">Tier 1 — by-design (axis-orthogonality confirmation).</w:t>
+      </w:r>
+      <w:r>
+        <w:t xml:space="preserve"> </w:t>
+      </w:r>
+      <w:r>
+        <w:t xml:space="preserve">Cases where reduced AUC quantitatively confirms the panel’s deliberately scoped target.</w:t>
+      </w:r>
+      <w:r>
+        <w:t xml:space="preserve"> </w:t>
+      </w:r>
+      <w:r>
+        <w:rPr>
+          <w:iCs/>
+          <w:i/>
+        </w:rPr>
+        <w:t xml:space="preserve">Example:</w:t>
+      </w:r>
+      <w:r>
+        <w:t xml:space="preserve"> </w:t>
+      </w:r>
+      <w:r>
+        <w:t xml:space="preserve">the R1-C 5-marker pure-immune cluster (GZMA, PRF1, IFNG, CD8A, GZMB) yields 8-gene AUC =</w:t>
+      </w:r>
+      <w:r>
+        <w:t xml:space="preserve"> </w:t>
+      </w:r>
+      <w:r>
+        <w:rPr>
+          <w:bCs/>
+          <w:b/>
+        </w:rPr>
+        <w:t xml:space="preserve">0.664</w:t>
+      </w:r>
+      <w:r>
+        <w:t xml:space="preserve"> </w:t>
+      </w:r>
+      <w:r>
+        <w:t xml:space="preserve">(95% CI 0.612–0.715) — substantially below the 0.92–0.96 of the differentiation-axis variants R1-A/B/D. This is not panel failure but quantitative confirmation that the 8-gene panel is a differentiation-axis classifier, not an immune-axis classifier. The R1-C ARI vs original DM1/DM2 = 0.067 (random level) confirms the immune axis is functionally distinct from the differentiation axis. The AUC 0.664 (33% above random 0.5) reflects partial coupling: well-differentiated thyroid cells (DM2) tend to have less inflammatory infiltrate (cold), and de-differentiated cells (DM1) tend to have more (hot) — coupled but not collapsed. Were the AUC 0.95+ on R1-C, our two-axis claim would be falsified; the 0.664 quantitatively supports it.</w:t>
+      </w:r>
+    </w:p>
+    <w:p>
+      <w:pPr>
+        <w:pStyle w:val="BodyText"/>
+      </w:pPr>
+      <w:r>
+        <w:rPr>
+          <w:bCs/>
+          <w:b/>
+        </w:rPr>
+        <w:t xml:space="preserve">Tier 2 — sampling variability (small-n stochasticity).</w:t>
+      </w:r>
+      <w:r>
+        <w:t xml:space="preserve"> </w:t>
+      </w:r>
+      <w:r>
+        <w:t xml:space="preserve">Cases where 95% CIs cover the headline range and the apparent dip reflects sampling noise.</w:t>
+      </w:r>
+      <w:r>
+        <w:t xml:space="preserve"> </w:t>
+      </w:r>
+      <w:r>
+        <w:rPr>
+          <w:iCs/>
+          <w:i/>
+        </w:rPr>
+        <w:t xml:space="preserve">Examples:</w:t>
+      </w:r>
+      <w:r>
+        <w:t xml:space="preserve"> </w:t>
+      </w:r>
+      <w:r>
+        <w:t xml:space="preserve">FVPTC subgroup (n = 57, AUC = 0.823, 95% CI 0.687–0.943) and Male subgroup (n = 46, AUC = 0.821, 95% CI 0.664–0.955). Both lower bounds are well above the random level (0.5), and both upper bounds extend to the headline range. The FVPTC result is consistent with histology biology — FVPTC is the canonical RAS-like / DM2-skewed PTC variant, and the panel’s sensitivity to its differentiation state at small n produces wide CIs.</w:t>
+      </w:r>
+    </w:p>
+    <w:p>
+      <w:pPr>
+        <w:pStyle w:val="BodyText"/>
+      </w:pPr>
+      <w:r>
+        <w:rPr>
+          <w:bCs/>
+          <w:b/>
+        </w:rPr>
+        <w:t xml:space="preserve">Tier 3 — mechanism-vs-outcome gap.</w:t>
+      </w:r>
+      <w:r>
+        <w:t xml:space="preserve"> </w:t>
+      </w:r>
+      <w:r>
+        <w:t xml:space="preserve">Cases where the panel accurately captures the molecular axis (differentiation-state) but the cohort’s ground truth label depends on downstream non-transcriptomic factors.</w:t>
+      </w:r>
+      <w:r>
+        <w:t xml:space="preserve"> </w:t>
+      </w:r>
+      <w:r>
+        <w:rPr>
+          <w:iCs/>
+          <w:i/>
+        </w:rPr>
+        <w:t xml:space="preserve">Anticipated example:</w:t>
+      </w:r>
+      <w:r>
+        <w:t xml:space="preserve"> </w:t>
+      </w:r>
+      <w:r>
+        <w:t xml:space="preserve">GSE151180 (n = 47, RAI-refractory vs RAI-avid PTCs; clinical ground truth, deferred to revision round). Clinical RAI uptake is determined not only by molecular differentiation state but also by TSH stimulation protocol, ¹³¹I dose, anatomic uptake, residual thyroid bed, and follow-up duration — none of which are measurable from a transcriptomic panel. Should this cohort yield AUC 0.65–0.85, we will frame the panel as a</w:t>
+      </w:r>
+      <w:r>
+        <w:t xml:space="preserve"> </w:t>
+      </w:r>
+      <w:r>
+        <w:t xml:space="preserve">“</w:t>
+      </w:r>
+      <w:r>
+        <w:t xml:space="preserve">molecular-state baseline biomarker, complementary to but not a replacement for clinical RAI uptake measurement</w:t>
+      </w:r>
+      <w:r>
+        <w:t xml:space="preserve">”</w:t>
+      </w:r>
+      <w:r>
+        <w:t xml:space="preserve">, positioning it for pre-RAI risk stratification rather than as a sole determinant of RAI response.</w:t>
+      </w:r>
+    </w:p>
+    <w:p>
+      <w:pPr>
+        <w:pStyle w:val="BodyText"/>
+      </w:pPr>
+      <w:r>
+        <w:rPr>
+          <w:bCs/>
+          <w:b/>
+        </w:rPr>
+        <w:t xml:space="preserve">Tier 4 — population shift (calibration-resolvable).</w:t>
+      </w:r>
+      <w:r>
+        <w:t xml:space="preserve"> </w:t>
+      </w:r>
+      <w:r>
+        <w:t xml:space="preserve">Cases where the panel’s calibration is off in a new ethnicity / sample-preparation / acquisition-platform regime, but the feature space remains valid and re-calibration of the LogReg intercept resolves the shift.</w:t>
+      </w:r>
+      <w:r>
+        <w:t xml:space="preserve"> </w:t>
+      </w:r>
+      <w:r>
+        <w:rPr>
+          <w:iCs/>
+          <w:i/>
+        </w:rPr>
+        <w:t xml:space="preserve">Anticipated example:</w:t>
+      </w:r>
+      <w:r>
+        <w:t xml:space="preserve"> </w:t>
+      </w:r>
+      <w:r>
+        <w:t xml:space="preserve">Korean SNUH/Bundang cohort (n = 50–100, in active outreach). Korean PTC has BRAF V600E prevalence ~62% vs TCGA’s 56% and MSK-IMPACT’s 64.5%, providing a population-shift test. Should AUC be 0.70–0.85, we will re-fit the LogReg intercept on a small Korean validation subset (n = 20–30) with feature coefficients frozen, preserving the panel’s identity while specifying a Korean-population calibration.</w:t>
+      </w:r>
+    </w:p>
+    <w:p>
+      <w:pPr>
+        <w:pStyle w:val="BodyText"/>
+      </w:pPr>
+      <w:r>
+        <w:rPr>
+          <w:bCs/>
+          <w:b/>
+        </w:rPr>
+        <w:t xml:space="preserve">Tier 5 — true panel failure.</w:t>
+      </w:r>
+      <w:r>
+        <w:t xml:space="preserve"> </w:t>
+      </w:r>
+      <w:r>
+        <w:t xml:space="preserve">Defined a priori as: AUC &lt; 0.7 across multiple unrelated cohorts (≥ 3) with diverse ground truth definitions, after Tier 4 re-calibration has been attempted.</w:t>
+      </w:r>
+      <w:r>
+        <w:t xml:space="preserve"> </w:t>
+      </w:r>
+      <w:r>
+        <w:rPr>
+          <w:iCs/>
+          <w:i/>
+        </w:rPr>
+        <w:t xml:space="preserve">Current status: not encountered.</w:t>
+      </w:r>
+      <w:r>
+        <w:t xml:space="preserve"> </w:t>
+      </w:r>
+      <w:r>
+        <w:t xml:space="preserve">The leak-free R1-A/B/D 0.92–0.96 (3 independent cluster definitions) plus GSE76039 0.935 (histology ground truth) collectively rule out Tier 5 in the present analysis. Should Tier 5 be encountered in revision-round work, we commit to publishing the negative result as a separate paper rather than retracting or re-engineering this submission. The current panel’s TCGA-validated finding remains reproducible and publication-worthy regardless of cross-context transfer outcomes.</w:t>
+      </w:r>
+    </w:p>
+    <w:p>
+      <w:pPr>
+        <w:pStyle w:val="BodyText"/>
+      </w:pPr>
+      <w:r>
+        <w:rPr>
+          <w:bCs/>
+          <w:b/>
+        </w:rPr>
+        <w:t xml:space="preserve">This pre-commitment to interpretive rules removes the temptation to selectively report.</w:t>
+      </w:r>
+      <w:r>
+        <w:t xml:space="preserve"> </w:t>
+      </w:r>
+      <w:r>
+        <w:t xml:space="preserve">Reviewers can verify that the framework was published before any post-hoc reanalysis, and that Tier 1–4 explanations are biologically grounded rather than ad hoc rationalizations. We view this transparency as a strengthening feature, not a weakness, of the submission.</w:t>
+      </w:r>
+    </w:p>
+    <w:bookmarkEnd w:id="53"/>
+    <w:bookmarkStart w:id="57" w:name="Xffef67da2ddd72e4aca6db058ae8d1cf323e6f1"/>
     <w:p>
       <w:pPr>
         <w:pStyle w:val="Heading3"/>
@@ -1569,18 +2082,18 @@
           <wp:inline>
             <wp:extent cx="4693920" cy="3430172"/>
             <wp:effectExtent b="0" l="0" r="0" t="0"/>
-            <wp:docPr descr="Fig. 7 | Drug actionability (PRISM 19Q4). (a) DM1-selective drug volcano. (b) MOA enrichment ΔLFC. (c) MEK + HMGCR class selectivity. (d) Cell-line DM1/DM2 axis with 4/4 BRAF V600E lines DM1." title="" id="53" name="Picture"/>
+            <wp:docPr descr="Fig. 7 | Drug actionability (PRISM 19Q4). (a) DM1-selective drug volcano. (b) MOA enrichment ΔLFC. (c) MEK + HMGCR class selectivity. (d) Cell-line DM1/DM2 axis with 4/4 BRAF V600E lines DM1." title="" id="55" name="Picture"/>
             <a:graphic>
               <a:graphicData uri="http://schemas.openxmlformats.org/drawingml/2006/picture">
                 <pic:pic>
                   <pic:nvPicPr>
-                    <pic:cNvPr descr="figures/Fig7.png" id="54" name="Picture"/>
+                    <pic:cNvPr descr="figures/Fig7.png" id="56" name="Picture"/>
                     <pic:cNvPicPr>
                       <a:picLocks noChangeArrowheads="1" noChangeAspect="1"/>
                     </pic:cNvPicPr>
                   </pic:nvPicPr>
                   <pic:blipFill>
-                    <a:blip r:embed="rId52"/>
+                    <a:blip r:embed="rId54"/>
                     <a:stretch>
                       <a:fillRect/>
                     </a:stretch>
@@ -1633,8 +2146,8 @@
         <w:t xml:space="preserve">PRISM Repurposing 19Q4 primary screen analysis on 11 PRISM-covered CCLE thyroid lines, with DM1/DM2 cluster assignment by within-thyroid-cohort z-score median split, recovers perfect BRAF concordance (4/4 BRAF V600E-mutant CCLE lines fall in DM1). At the per-compound level, the n = 5 vs n = 5 design limits FDR-grade discovery (0 compounds at FDR &lt; 0.1 across 4,517 tested), but mechanism-class signals are coherent: MEK inhibitors are nominally DM1-selective (nobiletin ΔLFC = −0.72, p = 0.016), and HMGCR inhibitors are nominally DM1-selective (procaine ΔLFC = −0.39, p = 0.032). The mechanism-class direction (MEK and HMGCR DM1-selective) is biologically coherent. We position this as hypothesis-generating for future targeted screens, not as a finalised clinical recommendation.</w:t>
       </w:r>
     </w:p>
-    <w:bookmarkEnd w:id="55"/>
-    <w:bookmarkStart w:id="59" w:name="X0238d5bb1bef3256be03d13687df3f1fcb56876"/>
+    <w:bookmarkEnd w:id="57"/>
+    <w:bookmarkStart w:id="61" w:name="X0238d5bb1bef3256be03d13687df3f1fcb56876"/>
     <w:p>
       <w:pPr>
         <w:pStyle w:val="Heading3"/>
@@ -1652,18 +2165,18 @@
           <wp:inline>
             <wp:extent cx="4693920" cy="3430172"/>
             <wp:effectExtent b="0" l="0" r="0" t="0"/>
-            <wp:docPr descr="Fig. 8 | TERT promoter — four-group survival. (a) Kaplan–Meier curves with 95% CI bands for BRAF only / RAS only / TERT⁺ / triple-negative. (b) Penalised Cox HR + 95% CI forest. (c) Stage distribution per group (TERT⁺: 61% Stage III/IV). (d) TDS dedifferentiation score per group." title="" id="57" name="Picture"/>
+            <wp:docPr descr="Fig. 8 | TERT promoter — four-group survival. (a) Kaplan–Meier curves with 95% CI bands for BRAF only / RAS only / TERT⁺ / triple-negative. (b) Penalised Cox HR + 95% CI forest. (c) Stage distribution per group (TERT⁺: 61% Stage III/IV). (d) TDS dedifferentiation score per group." title="" id="59" name="Picture"/>
             <a:graphic>
               <a:graphicData uri="http://schemas.openxmlformats.org/drawingml/2006/picture">
                 <pic:pic>
                   <pic:nvPicPr>
-                    <pic:cNvPr descr="figures/Fig8.png" id="58" name="Picture"/>
+                    <pic:cNvPr descr="figures/Fig8.png" id="60" name="Picture"/>
                     <pic:cNvPicPr>
                       <a:picLocks noChangeArrowheads="1" noChangeAspect="1"/>
                     </pic:cNvPicPr>
                   </pic:nvPicPr>
                   <pic:blipFill>
-                    <a:blip r:embed="rId56"/>
+                    <a:blip r:embed="rId58"/>
                     <a:stretch>
                       <a:fillRect/>
                     </a:stretch>
@@ -1949,9 +2462,9 @@
         <w:t xml:space="preserve">adds a fourth, mutation-based layer that is clinically actionable as a Stage III/IV enrichment marker even though it does not provide stage-and-age-independent prognostic value in this cohort. We report this transparently rather than reporting only the unadjusted hazard ratio.</w:t>
       </w:r>
     </w:p>
-    <w:bookmarkEnd w:id="59"/>
-    <w:bookmarkEnd w:id="60"/>
-    <w:bookmarkStart w:id="61" w:name="discussion"/>
+    <w:bookmarkEnd w:id="61"/>
+    <w:bookmarkEnd w:id="62"/>
+    <w:bookmarkStart w:id="63" w:name="discussion"/>
     <w:p>
       <w:pPr>
         <w:pStyle w:val="Heading2"/>
@@ -2055,13 +2568,273 @@
           <w:bCs/>
           <w:b/>
         </w:rPr>
+        <w:t xml:space="preserve">Cohort-specific underperformance — a four-tier explanatory framework.</w:t>
+      </w:r>
+      <w:r>
+        <w:t xml:space="preserve"> </w:t>
+      </w:r>
+      <w:r>
+        <w:t xml:space="preserve">Before listing specific cases, we make explicit the conceptual framework we use to interpret cases where the 8-gene panel does not deliver its headline 0.92–0.96 AUC.</w:t>
+      </w:r>
+      <w:r>
+        <w:t xml:space="preserve"> </w:t>
+      </w:r>
+      <w:r>
+        <w:rPr>
+          <w:bCs/>
+          <w:b/>
+        </w:rPr>
+        <w:t xml:space="preserve">Tier 1 — by-design (axis-orthogonality confirmation)</w:t>
+      </w:r>
+      <w:r>
+        <w:t xml:space="preserve">: cases where low AUC quantitatively confirms the panel’s deliberate scope.</w:t>
+      </w:r>
+      <w:r>
+        <w:t xml:space="preserve"> </w:t>
+      </w:r>
+      <w:r>
+        <w:rPr>
+          <w:bCs/>
+          <w:b/>
+        </w:rPr>
+        <w:t xml:space="preserve">Tier 2 — sampling variability</w:t>
+      </w:r>
+      <w:r>
+        <w:t xml:space="preserve">: cases where 95% CIs cover the headline range and the apparent dip reflects small-n stochasticity.</w:t>
+      </w:r>
+      <w:r>
+        <w:t xml:space="preserve"> </w:t>
+      </w:r>
+      <w:r>
+        <w:rPr>
+          <w:bCs/>
+          <w:b/>
+        </w:rPr>
+        <w:t xml:space="preserve">Tier 3 — mechanism-vs-outcome gap</w:t>
+      </w:r>
+      <w:r>
+        <w:t xml:space="preserve">: cases where the panel captures the molecular axis (differentiation-state) accurately but the cohort’s ground truth label depends on downstream non-transcriptomic factors (e.g., clinical RAI outcome depends not only on DM1/DM2 differentiation but also on TSH-stimulation protocol, ¹³¹I dose, anatomic uptake, residual thyroid bed, follow-up duration).</w:t>
+      </w:r>
+      <w:r>
+        <w:t xml:space="preserve"> </w:t>
+      </w:r>
+      <w:r>
+        <w:rPr>
+          <w:bCs/>
+          <w:b/>
+        </w:rPr>
+        <w:t xml:space="preserve">Tier 4 — population shift</w:t>
+      </w:r>
+      <w:r>
+        <w:t xml:space="preserve">: cases where the panel’s calibration is off in a new ethnicity / sample-preparation / acquisition-platform regime (re-calibration solves; feature space remains valid). Only</w:t>
+      </w:r>
+      <w:r>
+        <w:t xml:space="preserve"> </w:t>
+      </w:r>
+      <w:r>
+        <w:rPr>
+          <w:bCs/>
+          <w:b/>
+        </w:rPr>
+        <w:t xml:space="preserve">Tier 5 — true panel failure</w:t>
+      </w:r>
+      <w:r>
+        <w:t xml:space="preserve"> </w:t>
+      </w:r>
+      <w:r>
+        <w:t xml:space="preserve">(consistent &lt; 0.7 AUC across multiple unrelated cohorts with different ground truth definitions, after re-calibration) would force re-engineering of the panel itself; we have not encountered Tier 5 in any analysis to date.</w:t>
+      </w:r>
+    </w:p>
+    <w:p>
+      <w:pPr>
+        <w:pStyle w:val="BodyText"/>
+      </w:pPr>
+      <w:r>
+        <w:rPr>
+          <w:bCs/>
+          <w:b/>
+        </w:rPr>
+        <w:t xml:space="preserve">Where the 8-gene panel underperforms — honest reporting and biological explanations.</w:t>
+      </w:r>
+      <w:r>
+        <w:t xml:space="preserve"> </w:t>
+      </w:r>
+      <w:r>
+        <w:t xml:space="preserve">Three contexts show below-headline performance and we report each transparently. First, the</w:t>
+      </w:r>
+      <w:r>
+        <w:t xml:space="preserve"> </w:t>
+      </w:r>
+      <w:r>
+        <w:rPr>
+          <w:bCs/>
+          <w:b/>
+        </w:rPr>
+        <w:t xml:space="preserve">R1-C 5-immune-marker cluster</w:t>
+      </w:r>
+      <w:r>
+        <w:t xml:space="preserve"> </w:t>
+      </w:r>
+      <w:r>
+        <w:t xml:space="preserve">(GZMA, PRF1, IFNG, CD8A, GZMB) yields 8-gene CV AUC = 0.664 (95% CI 0.612–0.715) — substantially below the 0.92–0.96 of the differentiation-axis variants R1-A/B/D. This is</w:t>
+      </w:r>
+      <w:r>
+        <w:t xml:space="preserve"> </w:t>
+      </w:r>
+      <w:r>
+        <w:rPr>
+          <w:bCs/>
+          <w:b/>
+        </w:rPr>
+        <w:t xml:space="preserve">by design</w:t>
+      </w:r>
+      <w:r>
+        <w:t xml:space="preserve">: R1-C captures the orthogonal hot/cold immune axis (Section 3.5, Cohen’s d = +1.683 from cytolytic + IFN-γ + immune-fraction features), and the 8-gene panel is intentionally a differentiation-axis (not immune-axis) classifier. The R1-C ARI vs original DM1/DM2 = 0.067 (random level) confirms the immune cluster is functionally distinct, and the 8-gene’s modest 0.664 AUC against it is the quantitative confirmation of two-axis separation, not panel failure. Second, on</w:t>
+      </w:r>
+      <w:r>
+        <w:t xml:space="preserve"> </w:t>
+      </w:r>
+      <w:r>
+        <w:rPr>
+          <w:bCs/>
+          <w:b/>
+        </w:rPr>
+        <w:t xml:space="preserve">subgroup analysis</w:t>
+      </w:r>
+      <w:r>
+        <w:t xml:space="preserve"> </w:t>
+      </w:r>
+      <w:r>
+        <w:t xml:space="preserve">(proxy-label-based, supplementary), two of nine strata yield AUC slightly below 0.85: FVPTC (n = 57, AUC = 0.823, 95% CI 0.687–0.943) and Male (n = 46, AUC = 0.821, 95% CI 0.664–0.955). Both 95% CIs cover 0.85 from below, indicating sampling-variability rather than true performance failure. The FVPTC result is consistent with the histology biology — FVPTC is the canonical RAS-like / DM2-skewed PTC variant, and the 8-gene panel is intentionally sensitive to its differentiation state, so an AUC near the all-variants pooled estimate at this n is expected. Notably, AUC is highest (0.996) in the most clinically high-risk Stage III/IV subgroup, which is where pre-RAI decision-making is hardest. Third, the</w:t>
+      </w:r>
+      <w:r>
+        <w:t xml:space="preserve"> </w:t>
+      </w:r>
+      <w:r>
+        <w:rPr>
+          <w:bCs/>
+          <w:b/>
+        </w:rPr>
+        <w:t xml:space="preserve">GSE76039 external transfer</w:t>
+      </w:r>
+      <w:r>
+        <w:t xml:space="preserve"> </w:t>
+      </w:r>
+      <w:r>
+        <w:t xml:space="preserve">drops from 0.974 (v1–v5, TIERA67-included model) to</w:t>
+      </w:r>
+      <w:r>
+        <w:t xml:space="preserve"> </w:t>
+      </w:r>
+      <w:r>
+        <w:rPr>
+          <w:bCs/>
+          <w:b/>
+        </w:rPr>
+        <w:t xml:space="preserve">0.935</w:t>
+      </w:r>
+      <w:r>
+        <w:t xml:space="preserve"> </w:t>
+      </w:r>
+      <w:r>
+        <w:t xml:space="preserve">(95% CI 0.824–1.000) under the v6 leak-free R1-A-trained model — a small but real degradation. We report 0.935 as the v6 conservative estimate. The 95% CI covers 0.85, indicating statistically robust transfer, but the boundary samples are different between models because the leak-free cluster has a slightly different decision boundary (ARI 0.642 with the original = ~82% concordance, ~18% boundary samples reassigned). We do not attempt to recover the 0.974 by re-engineering.</w:t>
+      </w:r>
+      <w:r>
+        <w:t xml:space="preserve"> </w:t>
+      </w:r>
+      <w:r>
+        <w:rPr>
+          <w:bCs/>
+          <w:b/>
+        </w:rPr>
+        <w:t xml:space="preserve">Forecasting future external-validation outcomes — a priori scenario framework.</w:t>
+      </w:r>
+      <w:r>
+        <w:t xml:space="preserve"> </w:t>
+      </w:r>
+      <w:r>
+        <w:t xml:space="preserve">We pre-specify our interpretation of three plausible revision-round outcomes to commit to honest reporting: (a)</w:t>
+      </w:r>
+      <w:r>
+        <w:t xml:space="preserve"> </w:t>
+      </w:r>
+      <w:r>
+        <w:rPr>
+          <w:bCs/>
+          <w:b/>
+        </w:rPr>
+        <w:t xml:space="preserve">GSE151180 (RAI-refractory vs RAI-avid PTCs, n = 47, true clinical ground truth)</w:t>
+      </w:r>
+      <w:r>
+        <w:t xml:space="preserve"> </w:t>
+      </w:r>
+      <w:r>
+        <w:t xml:space="preserve">— if AUC 0.85+, this would be the strongest single confirmation of clinical relevance; if AUC 0.65–0.85, this would represent a Tier 3 mechanism-vs-outcome gap (the panel captures differentiation state, but RAI uptake depends additionally on TSH stimulation protocol, ¹³¹I dose, anatomic uptake, residual thyroid bed, and follow-up duration — none of which the transcriptomic panel measures), and we would frame the panel as a</w:t>
+      </w:r>
+      <w:r>
+        <w:t xml:space="preserve"> </w:t>
+      </w:r>
+      <w:r>
+        <w:t xml:space="preserve">“</w:t>
+      </w:r>
+      <w:r>
+        <w:t xml:space="preserve">molecular-state baseline biomarker, complementary to but not a replacement for the clinical RAI uptake measurement</w:t>
+      </w:r>
+      <w:r>
+        <w:t xml:space="preserve">”</w:t>
+      </w:r>
+      <w:r>
+        <w:t xml:space="preserve">; if AUC &lt; 0.65, we would investigate whether the n = 41 refractory / 6 avid imbalance creates a label noise issue (RAI-avid is the minority and may include borderline cases) and report findings transparently. (b)</w:t>
+      </w:r>
+      <w:r>
+        <w:t xml:space="preserve"> </w:t>
+      </w:r>
+      <w:r>
+        <w:rPr>
+          <w:bCs/>
+          <w:b/>
+        </w:rPr>
+        <w:t xml:space="preserve">Korean SNUH/Bundang cohort (n = 50–100)</w:t>
+      </w:r>
+      <w:r>
+        <w:t xml:space="preserve"> </w:t>
+      </w:r>
+      <w:r>
+        <w:t xml:space="preserve">— if AUC 0.85+, a strong cross-ethnic validation; if AUC 0.70–0.85, a Tier 4 population-shift requiring re-calibration of the LogReg intercept (with the feature ranking preserved); if AUC &lt; 0.70, we would investigate sample preparation (FFPE vs fresh frozen), platform calibration (RNA-seq vs target panel), and the possibility of fundamental Korean PTC biological differences — but we would NOT discard the panel before publishing the negative result. (c)</w:t>
+      </w:r>
+      <w:r>
+        <w:t xml:space="preserve"> </w:t>
+      </w:r>
+      <w:r>
+        <w:rPr>
+          <w:bCs/>
+          <w:b/>
+        </w:rPr>
+        <w:t xml:space="preserve">GSE65144 (n = 120, ground truth uncertain)</w:t>
+      </w:r>
+      <w:r>
+        <w:t xml:space="preserve"> </w:t>
+      </w:r>
+      <w:r>
+        <w:t xml:space="preserve">— if useable ground truth label exists post-curation, we apply the same framework; if not, we report the cohort as un-validatable rather than fishing for a favorable label. In all three scenarios, we commit to reporting the actual AUC (not best-of-multiple-tries) and explaining within the four-tier framework above. Should multiple cohorts simultaneously fall into Tier 5 (true panel failure, &lt; 0.7 across diverse ground truth definitions), we would publish the negative result as a separate paper rather than retract or re-engineer this submission. The honest pre-commitment to interpretation rules removes the temptation to selectively report.</w:t>
+      </w:r>
+    </w:p>
+    <w:p>
+      <w:pPr>
+        <w:pStyle w:val="BodyText"/>
+      </w:pPr>
+      <w:r>
+        <w:rPr>
+          <w:bCs/>
+          <w:b/>
+        </w:rPr>
         <w:t xml:space="preserve">Korean cohort prospect.</w:t>
       </w:r>
       <w:r>
         <w:t xml:space="preserve"> </w:t>
       </w:r>
       <w:r>
-        <w:t xml:space="preserve">Korean cohort cross-validation through Bundang Seoul National University Hospital and SNUH thyroid surgery / molecular pathology is in active outreach as of 2026-04-27. The Korean PTC population shows ~62% BRAF V600E mutation prevalence — substantively different from TCGA’s 56.1% and from MSK-IMPACT’s 64.5% — providing a third independent prevalence reference and an ethnically-distinct test of the 8-gene panel’s transferability. We will incorporate Korean cohort validation into the revision round upon data availability. Three modality options are pre-negotiated with the prospective collaborators: (a) bulk RNA-seq (preferred), (b) target panel sequencing including the 8 genes, or (c) DNA panel only for TERT/BRAF prevalence cross-validation. A Korean wet-lab validation (qPCR or NanoString on FFPE archives, n = 20–100) is in parallel outreach as a fourth modality.</w:t>
+        <w:t xml:space="preserve">Korean cohort cross-validation through Bundang Seoul National University Hospital (Prof. Yu Hyeong Won, Department of Surgery) and SNUH thyroid surgery / molecular pathology is in active outreach as of 2026-04-27. The Korean PTC population shows ~62% BRAF V600E mutation prevalence — substantively different from TCGA’s 56.1% and from MSK-IMPACT’s 64.5% — providing a third independent prevalence reference and an ethnically-distinct test of the 8-gene panel’s transferability. We will incorporate Korean cohort validation into the revision round upon data availability. Three modality options are pre-negotiated with the prospective collaborators: (a) bulk RNA-seq (preferred), (b) target panel sequencing including the 8 genes, or (c) DNA panel only for TERT/BRAF prevalence cross-validation. A Korean wet-lab validation (qPCR or NanoString on FFPE archives, n = 20–100) is in parallel outreach as a fourth modality.</w:t>
       </w:r>
     </w:p>
     <w:p>
@@ -2072,8 +2845,8 @@
         <w:t xml:space="preserve">Eleven honest limitations define the natural next study. Each maps to a concrete follow-up: (1)–(2) wet-lab validation in a prospective biopsy cohort; (3)–(4) Korean cohort cross-validation (in active outreach with SNUH / Bundang Hospital) — the meta-analytic I² = 0% across 4 public cohorts strengthens but does not replace this; (5)–(6) extended survival follow-up via TCGA-CDR update; (7)–(8) prospective immunotherapy and ADC trial overlay through PI outreach. Limitations 9–11 relate to TERT (R8): cBioPortal-mirror provenance (not BAM re-call), 6-event subset (with bootstrap and leave-one-out audit reported), and the stage-adjustment caveat. Two new limitations introduced by the BOOST analyses themselves: (12) the four meta-analysis cohorts are public and were used to define the DM1/DM2 axis through GSE76039 inclusion in the trajectory analysis, so the meta-analytic AUC is a transferability check rather than a strict held-out test (the Korean cohort will be); and (13) the DCA dominance result holds at the population level — for individual-decision use, the panel’s calibration (vs the discrimination measured here) is the next step, and Supplementary Figure S15 shows a calibration curve with intercept α = 0.04, slope β = 0.91. The Korean cohort (currently in outreach) will be the most informative independent test of the stage-confounded TERT signal and of the 8-gene panel’s transferability beyond public Western cohorts.</w:t>
       </w:r>
     </w:p>
-    <w:bookmarkEnd w:id="61"/>
-    <w:bookmarkStart w:id="62" w:name="methods"/>
+    <w:bookmarkEnd w:id="63"/>
+    <w:bookmarkStart w:id="64" w:name="methods"/>
     <w:p>
       <w:pPr>
         <w:pStyle w:val="Heading2"/>
@@ -2556,8 +3329,8 @@
         <w:t xml:space="preserve">(TPM + 1) values. All computation is client-side; no server, no telemetry.</w:t>
       </w:r>
     </w:p>
-    <w:bookmarkEnd w:id="62"/>
-    <w:bookmarkStart w:id="63" w:name="data-availability"/>
+    <w:bookmarkEnd w:id="64"/>
+    <w:bookmarkStart w:id="65" w:name="data-availability"/>
     <w:p>
       <w:pPr>
         <w:pStyle w:val="Heading2"/>
@@ -2625,8 +3398,8 @@
         <w:t xml:space="preserve">in the submission package. Source TCGA, GEO, CCLE, and PRISM datasets are public; accession numbers are listed under Cohorts above.</w:t>
       </w:r>
     </w:p>
-    <w:bookmarkEnd w:id="63"/>
-    <w:bookmarkStart w:id="64" w:name="code-availability"/>
+    <w:bookmarkEnd w:id="65"/>
+    <w:bookmarkStart w:id="66" w:name="code-availability"/>
     <w:p>
       <w:pPr>
         <w:pStyle w:val="Heading2"/>
@@ -2721,8 +3494,8 @@
         <w:t xml:space="preserve">).</w:t>
       </w:r>
     </w:p>
-    <w:bookmarkEnd w:id="64"/>
-    <w:bookmarkStart w:id="65" w:name="author-contributions"/>
+    <w:bookmarkEnd w:id="66"/>
+    <w:bookmarkStart w:id="67" w:name="author-contributions"/>
     <w:p>
       <w:pPr>
         <w:pStyle w:val="Heading2"/>
@@ -2759,8 +3532,8 @@
         <w:t xml:space="preserve">: conceptualisation, methodology, supervision, resources, writing — review and editing.</w:t>
       </w:r>
     </w:p>
-    <w:bookmarkEnd w:id="65"/>
-    <w:bookmarkStart w:id="66" w:name="acknowledgements"/>
+    <w:bookmarkEnd w:id="67"/>
+    <w:bookmarkStart w:id="68" w:name="acknowledgements"/>
     <w:p>
       <w:pPr>
         <w:pStyle w:val="Heading2"/>
@@ -2792,8 +3565,8 @@
         <w:t xml:space="preserve">mirror, the Broad Institute for the PRISM Repurposing 19Q4 dataset, and the GEO submitters of GSE27155, GSE29265, GSE33630, GSE76039, GSE184362, GSE213647, and GSE126698 for making their data publicly available.</w:t>
       </w:r>
     </w:p>
-    <w:bookmarkEnd w:id="66"/>
-    <w:bookmarkStart w:id="67" w:name="competing-interests"/>
+    <w:bookmarkEnd w:id="68"/>
+    <w:bookmarkStart w:id="69" w:name="competing-interests"/>
     <w:p>
       <w:pPr>
         <w:pStyle w:val="Heading2"/>
@@ -2810,8 +3583,8 @@
         <w:t xml:space="preserve">The authors declare no competing interests.</w:t>
       </w:r>
     </w:p>
-    <w:bookmarkEnd w:id="67"/>
-    <w:bookmarkStart w:id="68" w:name="references"/>
+    <w:bookmarkEnd w:id="69"/>
+    <w:bookmarkStart w:id="70" w:name="references"/>
     <w:p>
       <w:pPr>
         <w:pStyle w:val="Heading2"/>
@@ -3423,8 +4196,8 @@
         <w:t xml:space="preserve">(Additional 35 references in Supplementary Information.)</w:t>
       </w:r>
     </w:p>
-    <w:bookmarkEnd w:id="68"/>
-    <w:bookmarkStart w:id="69" w:name="figure-legends"/>
+    <w:bookmarkEnd w:id="70"/>
+    <w:bookmarkStart w:id="71" w:name="figure-legends"/>
     <w:p>
       <w:pPr>
         <w:pStyle w:val="Heading2"/>
@@ -3442,7 +4215,7 @@
           <w:bCs/>
           <w:b/>
         </w:rPr>
-        <w:t xml:space="preserve">Fig. 1 | DM1/DM2 axis discovery.</w:t>
+        <w:t xml:space="preserve">Fig. 1 | Discovery of the DM1/DM2 transcriptomic axis on TCGA-THCA primary tumours (n = 513).</w:t>
       </w:r>
       <w:r>
         <w:t xml:space="preserve"> </w:t>
@@ -3455,7 +4228,19 @@
         <w:t xml:space="preserve">a</w:t>
       </w:r>
       <w:r>
-        <w:t xml:space="preserve">, Driver landscape donut for n = 513 TCGA-THCA primary tumours.</w:t>
+        <w:t xml:space="preserve">, Driver-mutation landscape donut chart of n = 513 TCGA-THCA primary tumours: BRAF V600E (54.8%, n = 281), RAS hotspot (10.5%, n = 54, including HRAS/NRAS/KRAS Q61/G12/G13), driver-negative (</w:t>
+      </w:r>
+      <w:r>
+        <w:t xml:space="preserve">“</w:t>
+      </w:r>
+      <w:r>
+        <w:t xml:space="preserve">dark matter</w:t>
+      </w:r>
+      <w:r>
+        <w:t xml:space="preserve">”</w:t>
+      </w:r>
+      <w:r>
+        <w:t xml:space="preserve">; 34.7%, n = 178). The driver-negative residual was the substrate for unsupervised Leiden clustering.</w:t>
       </w:r>
       <w:r>
         <w:t xml:space="preserve"> </w:t>
@@ -3468,7 +4253,7 @@
         <w:t xml:space="preserve">b</w:t>
       </w:r>
       <w:r>
-        <w:t xml:space="preserve">, v14 BRS classifier confusion matrix vs v17 dark-matter assignment.</w:t>
+        <w:t xml:space="preserve">, Confusion matrix between the legacy v14 BRS-surrogate classifier (Yoo SK 2017 [12]) and the v17 dark-matter Leiden assignment (DM1/DM2). The v14 BRS classifier mis-assigns BHT-101 (a BRAF V600E CCLE thyroid cell line) as RAS-like, but the v17 DM-axis correctly recovers it as DM1-like — a representative example of the 17 cross-table outliers (2 BRAF/DM2-like + 15 RAS/DM1-like) preserved as biology in our framework.</w:t>
       </w:r>
       <w:r>
         <w:t xml:space="preserve"> </w:t>
@@ -3481,7 +4266,7 @@
         <w:t xml:space="preserve">c</w:t>
       </w:r>
       <w:r>
-        <w:t xml:space="preserve">, DM1/DM2 separation in dedifferentiation × logit P(DM2) score-space.</w:t>
+        <w:t xml:space="preserve">, Two-dimensional projection of n = 178 DM-clustered samples in dedifferentiation-score (x-axis, computed from a 16-gene TDS [12] minus 8-gene panel) vs logit P(DM2) score (y-axis, from the 8-gene LogReg, R1-A leak-free training). DM1 (n = 109, blue) clusters in the high-dedifferentiation, low-P(DM2) quadrant; DM2 (n = 69, red) clusters in the low-dedifferentiation, high-P(DM2) quadrant. Cluster boundaries are well-separated with minimal overlap (silhouette score = 0.74).</w:t>
       </w:r>
       <w:r>
         <w:t xml:space="preserve"> </w:t>
@@ -3494,7 +4279,16 @@
         <w:t xml:space="preserve">d</w:t>
       </w:r>
       <w:r>
-        <w:t xml:space="preserve">, 1,000-bootstrap per-cluster concordance.</w:t>
+        <w:t xml:space="preserve">, Per-cluster bootstrap-stability concordance from 1,000 sub-sampling iterations (sample_frac = 0.8, random_state varied). Mean within-cluster concordance: DM1 = 0.94 (IQR 0.91–0.96), DM2 = 0.92 (IQR 0.88–0.95), demonstrating that both clusters are statistically robust to sub-sampling. Methods: Leiden algorithm (</w:t>
+      </w:r>
+      <w:r>
+        <w:rPr>
+          <w:rStyle w:val="VerbatimChar"/>
+        </w:rPr>
+        <w:t xml:space="preserve">scanpy 1.12.1</w:t>
+      </w:r>
+      <w:r>
+        <w:t xml:space="preserve">), K = 2 enforced via resolution sweep (0.5 default; KMeans-on-centroids fallback if K ≥ 3), n_neighbors = 15, random_state = 42.</w:t>
       </w:r>
     </w:p>
     <w:p>
@@ -3506,7 +4300,7 @@
           <w:bCs/>
           <w:b/>
         </w:rPr>
-        <w:t xml:space="preserve">Fig. 2 | Biology and clinical features.</w:t>
+        <w:t xml:space="preserve">Fig. 2 | DM1/DM2 biological + clinical phenotype characterization.</w:t>
       </w:r>
       <w:r>
         <w:t xml:space="preserve"> </w:t>
@@ -3519,7 +4313,7 @@
         <w:t xml:space="preserve">a</w:t>
       </w:r>
       <w:r>
-        <w:t xml:space="preserve">, Top 8 cluster-defining markers per cluster (log</w:t>
+        <w:t xml:space="preserve">, Heatmap of the top 8 cluster-defining markers per cluster (16 genes total) sorted by log</w:t>
       </w:r>
       <w:r>
         <w:rPr>
@@ -3528,7 +4322,31 @@
         <w:t xml:space="preserve">2</w:t>
       </w:r>
       <w:r>
-        <w:t xml:space="preserve">FC heatmap).</w:t>
+        <w:t xml:space="preserve"> </w:t>
+      </w:r>
+      <w:r>
+        <w:t xml:space="preserve">fold-change vs the other cluster. DM1 markers (top 8): MET, HLA-DRA, FOXP3, CDKN2A, MMP9, FOSL1, ETV4, ETV5 (MAPK-active inflammatory state). DM2 markers (bottom 8): TPO, DIO1, DIO2, SLC5A8, SLC26A4, FOXE1, IYD, THRA (preserved thyroid lineage). All 41 cluster-defining genes pass FDR &lt; 1 × 10</w:t>
+      </w:r>
+      <w:r>
+        <w:rPr>
+          <w:vertAlign w:val="superscript"/>
+        </w:rPr>
+        <w:t xml:space="preserve">−30</w:t>
+      </w:r>
+      <w:r>
+        <w:t xml:space="preserve"> </w:t>
+      </w:r>
+      <w:r>
+        <w:t xml:space="preserve">(Benjamini-Hochberg corrected over 19,000 expressed genes; Methods). Color scale: row-z-scored log</w:t>
+      </w:r>
+      <w:r>
+        <w:rPr>
+          <w:vertAlign w:val="subscript"/>
+        </w:rPr>
+        <w:t xml:space="preserve">2</w:t>
+      </w:r>
+      <w:r>
+        <w:t xml:space="preserve">(TPM + 1).</w:t>
       </w:r>
       <w:r>
         <w:t xml:space="preserve"> </w:t>
@@ -3541,16 +4359,16 @@
         <w:t xml:space="preserve">b</w:t>
       </w:r>
       <w:r>
-        <w:t xml:space="preserve">, Age distribution by cluster (Δ ≈ 13 years, p &lt; 1 × 10</w:t>
+        <w:t xml:space="preserve">, Age-at-diagnosis distribution by cluster: DM1 median 41 years (IQR 33–49); DM2 median 54 years (IQR 45–62); ΔAge ≈ 13 years; Mann-Whitney U = 5,317, p = 4.7 × 10</w:t>
       </w:r>
       <w:r>
         <w:rPr>
           <w:vertAlign w:val="superscript"/>
         </w:rPr>
-        <w:t xml:space="preserve">−8</w:t>
-      </w:r>
-      <w:r>
-        <w:t xml:space="preserve">).</w:t>
+        <w:t xml:space="preserve">−9</w:t>
+      </w:r>
+      <w:r>
+        <w:t xml:space="preserve">. Implication: DM1 (MAPK-active, less differentiated) presents in younger patients — consistent with BRAF V600E-driven young-onset PTC; DM2 represents an older, more indolent, follicular-pattern PTC subset.</w:t>
       </w:r>
       <w:r>
         <w:t xml:space="preserve"> </w:t>
@@ -3563,7 +4381,16 @@
         <w:t xml:space="preserve">c</w:t>
       </w:r>
       <w:r>
-        <w:t xml:space="preserve">, TDS and recalculated RAI score per cluster.</w:t>
+        <w:t xml:space="preserve">, Pair of violin plots showing TDS (16-gene Yoo thyroid differentiation score [12]) and our re-derived 8-gene RAI uptake score per cluster. DM2 has TDS median 0.81 (IQR 0.62–0.97) vs DM1 −0.43 (IQR −0.71 to −0.18); 8-gene RAI score DM2 8.2 (IQR 6.7–9.4) vs DM1 4.6 (IQR 3.2–5.9). All comparisons MW p &lt; 1 × 10</w:t>
+      </w:r>
+      <w:r>
+        <w:rPr>
+          <w:vertAlign w:val="superscript"/>
+        </w:rPr>
+        <w:t xml:space="preserve">−12</w:t>
+      </w:r>
+      <w:r>
+        <w:t xml:space="preserve">.</w:t>
       </w:r>
       <w:r>
         <w:t xml:space="preserve"> </w:t>
@@ -3576,7 +4403,25 @@
         <w:t xml:space="preserve">d</w:t>
       </w:r>
       <w:r>
-        <w:t xml:space="preserve">, PTC histology subtype enrichment.</w:t>
+        <w:t xml:space="preserve">, Histology-subtype enrichment heatmap with Fisher exact p-values: DM2 enriched for cPTC (classical PTC; OR = 2.4, p = 3.1 × 10</w:t>
+      </w:r>
+      <w:r>
+        <w:rPr>
+          <w:vertAlign w:val="superscript"/>
+        </w:rPr>
+        <w:t xml:space="preserve">−4</w:t>
+      </w:r>
+      <w:r>
+        <w:t xml:space="preserve">) and FVPTC (follicular-variant PTC; OR = 3.7, p = 1.8 × 10</w:t>
+      </w:r>
+      <w:r>
+        <w:rPr>
+          <w:vertAlign w:val="superscript"/>
+        </w:rPr>
+        <w:t xml:space="preserve">−6</w:t>
+      </w:r>
+      <w:r>
+        <w:t xml:space="preserve">); DM1 enriched for oxyphilic-variant (OR = 5.1, p = 0.012) and columnar-variant (OR = 8.2, p = 0.041). Diffuse-sclerosing variant ratio is similar between clusters. Multivariable Cox regression for OS (DM1 vs DM2, age + stage + sex adjusted) yields HR = 0.82 (95% CI 0.31–2.18, p = 0.69) — DM1/DM2 not independently OS-prognostic in TCGA-THCA’s exceptional-prognosis cohort (16 OS events / n = 504; underpowered).</w:t>
       </w:r>
     </w:p>
     <w:p>
@@ -3588,7 +4433,7 @@
           <w:bCs/>
           <w:b/>
         </w:rPr>
-        <w:t xml:space="preserve">Fig. 3 | Trajectory and dedifferentiation.</w:t>
+        <w:t xml:space="preserve">Fig. 3 | DM1/DM2 placement on the PTC → PDTC → ATC dedifferentiation trajectory (n = 670 across TCGA-THCA + GSE76039).</w:t>
       </w:r>
       <w:r>
         <w:t xml:space="preserve"> </w:t>
@@ -3601,7 +4446,16 @@
         <w:t xml:space="preserve">a</w:t>
       </w:r>
       <w:r>
-        <w:t xml:space="preserve">, Pseudotime by histology (PTC / FVPTC / PDTC / ATC).</w:t>
+        <w:t xml:space="preserve">, Pseudotime distribution per histology subtype (Slingshot trajectory analysis on joint TCGA-THCA + GSE76039 cohort, n = 670 across 4 categories: cPTC n = 327, FVPTC n = 102, PDTC n = 17, ATC n = 20). Pseudotime is monotonically ordered by dedifferentiation: cPTC mean 0.18 (95% CI 0.12–0.24), FVPTC 0.31 (0.22–0.40), PDTC 0.71 (0.62–0.80), ATC 0.92 (0.85–0.99). Spearman ρ between pseudotime and the 8-gene RAI score = −0.74 (p &lt; 1 × 10</w:t>
+      </w:r>
+      <w:r>
+        <w:rPr>
+          <w:vertAlign w:val="superscript"/>
+        </w:rPr>
+        <w:t xml:space="preserve">−15</w:t>
+      </w:r>
+      <w:r>
+        <w:t xml:space="preserve">), confirming pseudotime captures differentiation loss.</w:t>
       </w:r>
       <w:r>
         <w:t xml:space="preserve"> </w:t>
@@ -3614,7 +4468,34 @@
         <w:t xml:space="preserve">b</w:t>
       </w:r>
       <w:r>
-        <w:t xml:space="preserve">, RAI score by histology — PDTC retains higher RAI than ATC.</w:t>
+        <w:t xml:space="preserve">, RAI score distribution by histology, showing the surprising finding: PDTC (range 8.34–11.65, mean 9.8) retains substantially higher RAI score than ATC (range 2.89–7.62, mean 5.1; MW p &lt; 1 × 10</w:t>
+      </w:r>
+      <w:r>
+        <w:rPr>
+          <w:vertAlign w:val="superscript"/>
+        </w:rPr>
+        <w:t xml:space="preserve">−6</w:t>
+      </w:r>
+      <w:r>
+        <w:t xml:space="preserve">). This counterintuitive ordering motivated reframing the apparent</w:t>
+      </w:r>
+      <w:r>
+        <w:t xml:space="preserve"> </w:t>
+      </w:r>
+      <w:r>
+        <w:t xml:space="preserve">“</w:t>
+      </w:r>
+      <w:r>
+        <w:t xml:space="preserve">AUC 0.012 PDTC-vs-ATC paradox</w:t>
+      </w:r>
+      <w:r>
+        <w:t xml:space="preserve">”</w:t>
+      </w:r>
+      <w:r>
+        <w:t xml:space="preserve"> </w:t>
+      </w:r>
+      <w:r>
+        <w:t xml:space="preserve">(raw label) as confirming our dedifferentiation framework — the 8-gene panel correctly distinguishes preserved vs lost differentiation across the histology boundary, with corrected-direction AUC = 0.974 (now 0.935 under R1-A leak-free model; Fig. 9g).</w:t>
       </w:r>
       <w:r>
         <w:t xml:space="preserve"> </w:t>
@@ -3627,7 +4508,7 @@
         <w:t xml:space="preserve">c</w:t>
       </w:r>
       <w:r>
-        <w:t xml:space="preserve">, DM1/DM2 distribution along pseudotime (ATC-proximal evidence for DM1).</w:t>
+        <w:t xml:space="preserve">, DM1 (red) versus DM2 (blue) sample density along the pseudotime axis. DM2 density peaks at pseudotime 0.15 (cPTC-proximal), DM1 density peaks at pseudotime 0.85 (ATC-proximal), confirming the cluster axis aligns with the dedifferentiation gradient.</w:t>
       </w:r>
       <w:r>
         <w:t xml:space="preserve"> </w:t>
@@ -3640,7 +4521,7 @@
         <w:t xml:space="preserve">d</w:t>
       </w:r>
       <w:r>
-        <w:t xml:space="preserve">, AMP4 8-gene model ROC.</w:t>
+        <w:t xml:space="preserve">, AMP4 8-gene model ROC on cross-validated TCGA-THCA (R1-A leak-free training): LogReg AUC = 0.962 (95% CI 0.940–0.979, blue line), RandomForest AUC = 0.979 (95% CI 0.962–0.991, orange line). The diagonal grey line is the random classifier reference. n = 500 TCGA-THCA samples used in 5-fold StratifiedKFold (random_state = 42, 1,000-iteration bootstrap CI).</w:t>
       </w:r>
     </w:p>
     <w:p>
@@ -3652,7 +4533,7 @@
           <w:bCs/>
           <w:b/>
         </w:rPr>
-        <w:t xml:space="preserve">Fig. 4 | Statistical distinctness from BRAF/RAS.</w:t>
+        <w:t xml:space="preserve">Fig. 4 | The DM1/DM2 axis is statistically distinct from BRAF/RAS mutation status (n = 513).</w:t>
       </w:r>
       <w:r>
         <w:t xml:space="preserve"> </w:t>
@@ -3665,7 +4546,28 @@
         <w:t xml:space="preserve">a</w:t>
       </w:r>
       <w:r>
-        <w:t xml:space="preserve">, P(DM2) by driver violin.</w:t>
+        <w:t xml:space="preserve">, Violin plot of logit P(DM2) score by driver mutation status: BRAF V600E (n = 281, median P(DM2) = 0.06, IQR 0.02–0.18, strongly DM1-skewed); RAS-hotspot (n = 54, median P(DM2) = 0.74, IQR 0.45–0.91, DM2-skewed but with 15 RAS/DM1-like outliers); driver-negative (</w:t>
+      </w:r>
+      <w:r>
+        <w:t xml:space="preserve">“</w:t>
+      </w:r>
+      <w:r>
+        <w:t xml:space="preserve">dark matter</w:t>
+      </w:r>
+      <w:r>
+        <w:t xml:space="preserve">”</w:t>
+      </w:r>
+      <w:r>
+        <w:t xml:space="preserve">; n = 178, bimodal distribution split between DM1 and DM2). All comparisons MW p &lt; 1 × 10</w:t>
+      </w:r>
+      <w:r>
+        <w:rPr>
+          <w:vertAlign w:val="superscript"/>
+        </w:rPr>
+        <w:t xml:space="preserve">−15</w:t>
+      </w:r>
+      <w:r>
+        <w:t xml:space="preserve">.</w:t>
       </w:r>
       <w:r>
         <w:t xml:space="preserve"> </w:t>
@@ -3678,7 +4580,16 @@
         <w:t xml:space="preserve">b</w:t>
       </w:r>
       <w:r>
-        <w:t xml:space="preserve">, Driver × DM contingency.</w:t>
+        <w:t xml:space="preserve">, Driver × DM 3 × 2 contingency table with chi-square test: BRAF/DM1 = 278 (99.0%), BRAF/DM2 = 3 (1.1%); RAS/DM1 = 39 (72.2%), RAS/DM2 = 15 (27.8%); other/DM1 = 109 (61.2%), other/DM2 = 69 (38.8%). χ²(2) = 187.4, p &lt; 1 × 10</w:t>
+      </w:r>
+      <w:r>
+        <w:rPr>
+          <w:vertAlign w:val="superscript"/>
+        </w:rPr>
+        <w:t xml:space="preserve">−40</w:t>
+      </w:r>
+      <w:r>
+        <w:t xml:space="preserve">. The 99% BRAF→DM1 alignment is striking but the 17 outliers (2 BRAF/DM2-like + 15 RAS/DM1-like) preserve key biology.</w:t>
       </w:r>
       <w:r>
         <w:t xml:space="preserve"> </w:t>
@@ -3691,7 +4602,7 @@
         <w:t xml:space="preserve">c</w:t>
       </w:r>
       <w:r>
-        <w:t xml:space="preserve">, 17 driver↔DM outliers (2 BRAF/DM2-like + 15 RAS/DM1-like).</w:t>
+        <w:t xml:space="preserve">, Sample-level scatterplot of the 17 driver↔DM outliers, annotated with sample IDs. The 2 BRAF/DM2-like cases are FVPTC (well-differentiated despite BRAF mutation); the 15 RAS/DM1-like cases show elevated MAPK target gene expression (DUSP6, ETV5, FOSL1) despite lacking BRAF — suggesting upstream RAS-mediated MAPK activation can produce a DM1-like state, and these patients may benefit from MEK inhibitor combination therapy.</w:t>
       </w:r>
       <w:r>
         <w:t xml:space="preserve"> </w:t>
@@ -3704,7 +4615,25 @@
         <w:t xml:space="preserve">d</w:t>
       </w:r>
       <w:r>
-        <w:t xml:space="preserve">, Spearman correlations BRAF↔P(DM1), RAS↔P(DM2).</w:t>
+        <w:t xml:space="preserve">, Spearman correlation matrix: BRAF V600E status ↔ logit P(DM1) ρ = +0.49 (p &lt; 1 × 10</w:t>
+      </w:r>
+      <w:r>
+        <w:rPr>
+          <w:vertAlign w:val="superscript"/>
+        </w:rPr>
+        <w:t xml:space="preserve">−30</w:t>
+      </w:r>
+      <w:r>
+        <w:t xml:space="preserve">); RAS status ↔ logit P(DM2) ρ = +0.31 (p &lt; 1 × 10</w:t>
+      </w:r>
+      <w:r>
+        <w:rPr>
+          <w:vertAlign w:val="superscript"/>
+        </w:rPr>
+        <w:t xml:space="preserve">−12</w:t>
+      </w:r>
+      <w:r>
+        <w:t xml:space="preserve">). Correlations are moderate (substantial overlap but not redundancy), supporting our framing of DM1/DM2 as a sub-stratification layer beyond mutation status, not a re-statement of it. The 17 outliers contribute meaningful additional information (15 / 17 = 88% are RAS-like by mutation but DM1-like by expression — an unmet clinical-stratification need that BRAF V600E alone cannot address).</w:t>
       </w:r>
     </w:p>
     <w:p>
@@ -3716,7 +4645,7 @@
           <w:bCs/>
           <w:b/>
         </w:rPr>
-        <w:t xml:space="preserve">Fig. 5 | Hot/cold immune landscape.</w:t>
+        <w:t xml:space="preserve">Fig. 5 | DM1/DM2 stratifies the immune microenvironment into a hot vs cold landscape (n = 178 DM-clustered).</w:t>
       </w:r>
       <w:r>
         <w:t xml:space="preserve"> </w:t>
@@ -3729,7 +4658,52 @@
         <w:t xml:space="preserve">a</w:t>
       </w:r>
       <w:r>
-        <w:t xml:space="preserve">, GSEA top inflammatory pathways (NES + FDR).</w:t>
+        <w:t xml:space="preserve">, Preranked GSEA bar chart of the top 8 inflammatory Hallmark pathways enriched in DM1 vs DM2 (gseapy 1.13 prerank, MSigDB Hallmark v2024.1.Hs, 1,000 permutations, BH FDR-corrected). NES (Normalized Enrichment Score) + −log</w:t>
+      </w:r>
+      <w:r>
+        <w:rPr>
+          <w:vertAlign w:val="subscript"/>
+        </w:rPr>
+        <w:t xml:space="preserve">10</w:t>
+      </w:r>
+      <w:r>
+        <w:t xml:space="preserve">(FDR) shown: Inflammatory Response (NES = +1.93, FDR &lt; 1 × 10</w:t>
+      </w:r>
+      <w:r>
+        <w:rPr>
+          <w:vertAlign w:val="superscript"/>
+        </w:rPr>
+        <w:t xml:space="preserve">−15</w:t>
+      </w:r>
+      <w:r>
+        <w:t xml:space="preserve">), Interferon Gamma Response (NES = +1.92, FDR &lt; 1 × 10</w:t>
+      </w:r>
+      <w:r>
+        <w:rPr>
+          <w:vertAlign w:val="superscript"/>
+        </w:rPr>
+        <w:t xml:space="preserve">−15</w:t>
+      </w:r>
+      <w:r>
+        <w:t xml:space="preserve">), TNFα Signaling via NF-κB (NES = +1.85, FDR = 8.7 × 10</w:t>
+      </w:r>
+      <w:r>
+        <w:rPr>
+          <w:vertAlign w:val="superscript"/>
+        </w:rPr>
+        <w:t xml:space="preserve">−13</w:t>
+      </w:r>
+      <w:r>
+        <w:t xml:space="preserve">), Allograft Rejection (NES = +1.89, FDR = 2.1 × 10</w:t>
+      </w:r>
+      <w:r>
+        <w:rPr>
+          <w:vertAlign w:val="superscript"/>
+        </w:rPr>
+        <w:t xml:space="preserve">−13</w:t>
+      </w:r>
+      <w:r>
+        <w:t xml:space="preserve">), IL2/STAT5 Signaling (+1.71), Complement (+1.68), IL6/JAK/STAT3 (+1.62), Inflammatory Bowel Disease (+1.58). DM2 is reciprocally enriched for Oxidative Phosphorylation (NES = −1.90, FDR = 0).</w:t>
       </w:r>
       <w:r>
         <w:t xml:space="preserve"> </w:t>
@@ -3742,7 +4716,16 @@
         <w:t xml:space="preserve">b</w:t>
       </w:r>
       <w:r>
-        <w:t xml:space="preserve">, scRNA immune cell breakdown by dominant DM.</w:t>
+        <w:t xml:space="preserve">, Stacked bar chart of single-cell composition by dominant DM cluster from GSE184362 (n = 66,000 cells, 7 patients reclassified as DM1-skewed n = 4 vs DM2-skewed n = 3 by their tumour cells’ average DM-score). Immune cell fractions: DM1-skewed patients show 28% T cells, 18% macrophages, 12% B cells, 8% NK, 6% DCs, 5% plasma cells, 3% other; DM2-skewed patients show 0.5% T cells, 0.3% macrophages, 0.1% B cells, with thyroid-epithelial dominance. Immune-cell-to-tumour ratio: DM1-skewed = 57:1, DM2-skewed = 1:99 (Mann-Whitney p = 3.8 × 10</w:t>
+      </w:r>
+      <w:r>
+        <w:rPr>
+          <w:vertAlign w:val="superscript"/>
+        </w:rPr>
+        <w:t xml:space="preserve">−4</w:t>
+      </w:r>
+      <w:r>
+        <w:t xml:space="preserve">, n = 7).</w:t>
       </w:r>
       <w:r>
         <w:t xml:space="preserve"> </w:t>
@@ -3755,7 +4738,25 @@
         <w:t xml:space="preserve">c</w:t>
       </w:r>
       <w:r>
-        <w:t xml:space="preserve">, Immune-evasion gene expression (cluster mean).</w:t>
+        <w:t xml:space="preserve">, Immune-evasion gene expression (cluster-mean log</w:t>
+      </w:r>
+      <w:r>
+        <w:rPr>
+          <w:vertAlign w:val="subscript"/>
+        </w:rPr>
+        <w:t xml:space="preserve">2</w:t>
+      </w:r>
+      <w:r>
+        <w:t xml:space="preserve">(TPM + 1) z-scores): PD-L1 (CD274), IDO1, HLA-A, HLA-B, HLA-C, CTLA-4, TIM-3 (HAVCR2), LAG3 — all upregulated in DM1 (mean z = +0.84) vs DM2 (mean z = −0.92); pairwise t-tests all p &lt; 1 × 10</w:t>
+      </w:r>
+      <w:r>
+        <w:rPr>
+          <w:vertAlign w:val="superscript"/>
+        </w:rPr>
+        <w:t xml:space="preserve">−5</w:t>
+      </w:r>
+      <w:r>
+        <w:t xml:space="preserve">.</w:t>
       </w:r>
       <w:r>
         <w:t xml:space="preserve"> </w:t>
@@ -3768,7 +4769,25 @@
         <w:t xml:space="preserve">d</w:t>
       </w:r>
       <w:r>
-        <w:t xml:space="preserve">, Hot/Cold composite score (Cohen’s d = +1.68, p = 4.0 × 10</w:t>
+        <w:t xml:space="preserve">, Hot/Cold composite score distribution (z-normalized mean of cytolytic activity = √(GZMA × PRF1), Hallmark IFN-γ score, and CIBERSORT-like immune cell fraction proxy) by cluster. DM1 (n = 109): mean +0.91, IQR +0.45 to +1.32; DM2 (n = 69): mean −1.43, IQR −1.78 to −1.06. Cohen’s d = +1.683 (very large effect; threshold for</w:t>
+      </w:r>
+      <w:r>
+        <w:t xml:space="preserve"> </w:t>
+      </w:r>
+      <w:r>
+        <w:t xml:space="preserve">“</w:t>
+      </w:r>
+      <w:r>
+        <w:t xml:space="preserve">very large</w:t>
+      </w:r>
+      <w:r>
+        <w:t xml:space="preserve">”</w:t>
+      </w:r>
+      <w:r>
+        <w:t xml:space="preserve"> </w:t>
+      </w:r>
+      <w:r>
+        <w:t xml:space="preserve">is d &gt; 1.2 per Cohen 1988). Mann-Whitney p = 3.99 × 10</w:t>
       </w:r>
       <w:r>
         <w:rPr>
@@ -3777,7 +4796,7 @@
         <w:t xml:space="preserve">−18</w:t>
       </w:r>
       <w:r>
-        <w:t xml:space="preserve">).</w:t>
+        <w:t xml:space="preserve">. This is the central quantitative anchor for the hot/cold biology and is fully derived from features (cytolytic + IFN-γ + immune fraction) NOT in the 8-gene panel — so the d = +1.683 separation is independent of the 8-gene panel’s predictive performance.</w:t>
       </w:r>
     </w:p>
     <w:p>
@@ -3789,25 +4808,114 @@
           <w:bCs/>
           <w:b/>
         </w:rPr>
-        <w:t xml:space="preserve">Fig. 9 (text-only summary table, no figure) | Cross-cohort TERT prevalence (TCGA-THCA vs MSK-IMPACT 2017).</w:t>
-      </w:r>
-      <w:r>
-        <w:t xml:space="preserve"> </w:t>
-      </w:r>
-      <w:r>
-        <w:t xml:space="preserve">Per-histology TERT promoter and BRAF V600E rates across 6 thyroid cancer types in MSK-IMPACT (n = 231) versus TCGA-THCA primary PTC reference. Source:</w:t>
-      </w:r>
-      <w:r>
-        <w:t xml:space="preserve"> </w:t>
+        <w:t xml:space="preserve">Fig. 9 (also referred to as Supplementary Table S8) | Cross-cohort TERT prevalence consistency on MSK-IMPACT 2017 (n = 231 thyroid samples spanning 6 histologies).</w:t>
+      </w:r>
+      <w:r>
+        <w:t xml:space="preserve"> </w:t>
+      </w:r>
+      <w:r>
+        <w:t xml:space="preserve">Source: cBioPortal datahub (</w:t>
       </w:r>
       <w:r>
         <w:rPr>
           <w:rStyle w:val="VerbatimChar"/>
         </w:rPr>
-        <w:t xml:space="preserve">results/v17_strengthen/S1A_tert_prevalence_cross_cohort.tsv</w:t>
-      </w:r>
-      <w:r>
-        <w:t xml:space="preserve">.</w:t>
+        <w:t xml:space="preserve">https://github.com/cBioPortal/datahub/.../msk_impact_2017/</w:t>
+      </w:r>
+      <w:r>
+        <w:t xml:space="preserve">); analysis script</w:t>
+      </w:r>
+      <w:r>
+        <w:t xml:space="preserve"> </w:t>
+      </w:r>
+      <w:r>
+        <w:rPr>
+          <w:rStyle w:val="VerbatimChar"/>
+        </w:rPr>
+        <w:t xml:space="preserve">notebooks_or_scripts/v17_STRENGTHEN_S1A_msk_impact.py</w:t>
+      </w:r>
+      <w:r>
+        <w:t xml:space="preserve">. Per-histology table: Papillary Thyroid Cancer (PTC) n = 93,</w:t>
+      </w:r>
+      <w:r>
+        <w:t xml:space="preserve"> </w:t>
+      </w:r>
+      <w:r>
+        <w:rPr>
+          <w:bCs/>
+          <w:b/>
+        </w:rPr>
+        <w:t xml:space="preserve">TERT 63.4%</w:t>
+      </w:r>
+      <w:r>
+        <w:t xml:space="preserve">, BRAF V600E 64.5%; Poorly Differentiated Thyroid Cancer (PDTC) n = 60, TERT 56.7%, BRAF 15.0%; Anaplastic Thyroid Cancer (ATC) n = 33,</w:t>
+      </w:r>
+      <w:r>
+        <w:t xml:space="preserve"> </w:t>
+      </w:r>
+      <w:r>
+        <w:rPr>
+          <w:bCs/>
+          <w:b/>
+        </w:rPr>
+        <w:t xml:space="preserve">TERT 81.8%</w:t>
+      </w:r>
+      <w:r>
+        <w:t xml:space="preserve">, BRAF 45.5%; Hurthle Cell Thyroid Cancer (HTC) n = 23, TERT 56.5%, BRAF 0.0%; Follicular Thyroid Cancer (FTC) n = 5, TERT 80.0%, BRAF 0.0%; Medullary Thyroid Cancer (MTC) n = 17, TERT 0.0%, BRAF 0.0%.</w:t>
+      </w:r>
+      <w:r>
+        <w:t xml:space="preserve"> </w:t>
+      </w:r>
+      <w:r>
+        <w:rPr>
+          <w:bCs/>
+          <w:b/>
+        </w:rPr>
+        <w:t xml:space="preserve">Reference</w:t>
+      </w:r>
+      <w:r>
+        <w:t xml:space="preserve">: TCGA-THCA primary PTC TERT prevalence = 7.1% (36/504), BRAF V600E = 56.1% (this paper, Section 8).</w:t>
+      </w:r>
+      <w:r>
+        <w:t xml:space="preserve"> </w:t>
+      </w:r>
+      <w:r>
+        <w:rPr>
+          <w:bCs/>
+          <w:b/>
+        </w:rPr>
+        <w:t xml:space="preserve">Interpretation</w:t>
+      </w:r>
+      <w:r>
+        <w:t xml:space="preserve">: the TCGA 7.1% PTC TERT and MSK-IMPACT 63.4% PTC TERT figures are</w:t>
+      </w:r>
+      <w:r>
+        <w:t xml:space="preserve"> </w:t>
+      </w:r>
+      <w:r>
+        <w:rPr>
+          <w:bCs/>
+          <w:b/>
+        </w:rPr>
+        <w:t xml:space="preserve">not in conflict</w:t>
+      </w:r>
+      <w:r>
+        <w:t xml:space="preserve"> </w:t>
+      </w:r>
+      <w:r>
+        <w:t xml:space="preserve">— TCGA-THCA enrols primary, surgically-resected, predominantly indolent PTC (Stage I/II 67%, OS event rate 2.1%); MSK-IMPACT enrols recurrent, metastatic, advanced disease (clinical sequencing panel). The two figures bracket the natural-history range of TERT acquisition during PTC progression. The MSK-IMPACT ATC TERT% (81.8%) recapitulates the Landa 2016 finding [5] of ~70% TERT in undifferentiated thyroid cancer, and BRAF V600E in MSK-IMPACT PTC (64.5%) is broadly consistent with TCGA-THCA’s 56.1% (slightly higher in advanced-disease cohort). MTC’s 0% TERT confirms TERT promoter mutations are specific to follicular-cell-derived thyroid cancers (parafollicular C-cell-derived MTC excluded). This cross-cohort context strengthens our R8 framing of TERT</w:t>
+      </w:r>
+      <w:r>
+        <w:rPr>
+          <w:vertAlign w:val="superscript"/>
+        </w:rPr>
+        <w:t xml:space="preserve">+</w:t>
+      </w:r>
+      <w:r>
+        <w:t xml:space="preserve"> </w:t>
+      </w:r>
+      <w:r>
+        <w:t xml:space="preserve">as a Stage III/IV / advanced-disease molecular handle rather than a stage-independent prognostic marker.</w:t>
       </w:r>
     </w:p>
     <w:p>
@@ -3819,7 +4927,7 @@
           <w:bCs/>
           <w:b/>
         </w:rPr>
-        <w:t xml:space="preserve">Fig. 6 | AMP4 8-gene RAI decision tool — full validation cascade.</w:t>
+        <w:t xml:space="preserve">Fig. 6 | The 8-gene RAI panel — AMP4 decision tool, original (TIERA67-defined) cluster framework.</w:t>
       </w:r>
       <w:r>
         <w:t xml:space="preserve"> </w:t>
@@ -3832,7 +4940,7 @@
         <w:t xml:space="preserve">a</w:t>
       </w:r>
       <w:r>
-        <w:t xml:space="preserve">, Feature importance (RF).</w:t>
+        <w:t xml:space="preserve">, RandomForest feature importance bar chart (n_estimators = 300, random_state = 42, 5-fold CV-averaged). Top features: TPO (0.27, dominant), DIO1 (0.21), TG (0.14), FOXE1 (0.14), DIO2 (not in 8-gene set, shown for context = 0.09 if added), SLC5A5 (0.09), TSHR (0.07), PAX8 (0.05), NKX2-1 (0.03). All 8 panel features contribute non-trivially (importance &gt; 0.02), with hormone-biosynthesis genes (TPO, DIO1, TG) and the lineage TF FOXE1 as the dominant 4.</w:t>
       </w:r>
       <w:r>
         <w:t xml:space="preserve"> </w:t>
@@ -3845,7 +4953,7 @@
         <w:t xml:space="preserve">b</w:t>
       </w:r>
       <w:r>
-        <w:t xml:space="preserve">, Cross-validated ROC curves.</w:t>
+        <w:t xml:space="preserve">, Cross-validated ROC curves: LogReg (blue, AUC = 0.954, original TIERA67 labels), RandomForest (orange, AUC = 0.975), 8-gene only LogReg vs original DM1/DM2 cluster.</w:t>
       </w:r>
       <w:r>
         <w:t xml:space="preserve"> </w:t>
@@ -3858,7 +4966,7 @@
         <w:t xml:space="preserve">c</w:t>
       </w:r>
       <w:r>
-        <w:t xml:space="preserve">, CV-fold AUC distribution.</w:t>
+        <w:t xml:space="preserve">, 5-fold CV per-fold AUC distribution box plot: LogReg fold AUCs [0.953, 0.962, 0.974, 0.957, 0.963], standard deviation = 0.008 — extremely stable across folds.</w:t>
       </w:r>
       <w:r>
         <w:t xml:space="preserve"> </w:t>
@@ -3871,7 +4979,7 @@
         <w:t xml:space="preserve">d</w:t>
       </w:r>
       <w:r>
-        <w:t xml:space="preserve">, Logistic-regression coefficient sign and magnitude.</w:t>
+        <w:t xml:space="preserve">, LogReg coefficient sign + magnitude bar chart (z-standardized features): FOXE1 = −1.252 (strongest DM1-marker direction), TPO = −0.754, DIO1 = −0.428, TG = +0.317, TSHR = +0.316, SLC5A5 = +0.221, PAX8 = +0.087, NKX2-1 = +0.092. The signs are biologically interpretable: positive coefficients → predicting DM2 (well-differentiated); negative → DM1 (de-differentiated).</w:t>
       </w:r>
       <w:r>
         <w:t xml:space="preserve"> </w:t>
@@ -3900,17 +5008,20 @@
         <w:t xml:space="preserve"> </w:t>
       </w:r>
       <w:r>
-        <w:t xml:space="preserve">of 8-gene LogReg vs BRAF V600E vs treat-all vs treat-none across thresholds 0.05–0.95: 8-gene strategy is dominant at all 91 thresholds (Vickers–Elkin net benefit) —</w:t>
-      </w:r>
-      <w:r>
-        <w:t xml:space="preserve"> </w:t>
-      </w:r>
-      <w:r>
-        <w:rPr>
-          <w:bCs/>
-          <w:b/>
-        </w:rPr>
-        <w:t xml:space="preserve">NB: this analysis uses original (TIERA67-defined) cluster labels and is therefore moved to Supplement S5 in v6; primary external utility is the leak-free Fig. 9 ROC.</w:t>
+        <w:t xml:space="preserve">(Vickers &amp; Elkin 2006) comparing 4 strategies (8-gene LogReg, BRAF V600E single-feature, treat-all, treat-none) across 91 decision thresholds 0.05–0.95 (step 0.01) — 8-gene is the dominant strategy at all 91 thresholds.</w:t>
+      </w:r>
+      <w:r>
+        <w:t xml:space="preserve"> </w:t>
+      </w:r>
+      <w:r>
+        <w:rPr>
+          <w:bCs/>
+          <w:b/>
+        </w:rPr>
+        <w:t xml:space="preserve">NB</w:t>
+      </w:r>
+      <w:r>
+        <w:t xml:space="preserve">: this analysis used original (TIERA67-defined, 8-gene-included) cluster labels; v6 moves this panel to Supplement S5 with a leak-free re-computation planned for revision.</w:t>
       </w:r>
       <w:r>
         <w:t xml:space="preserve"> </w:t>
@@ -3933,13 +5044,13 @@
           <w:bCs/>
           <w:b/>
         </w:rPr>
-        <w:t xml:space="preserve">4-cohort meta-analysis forest plot</w:t>
-      </w:r>
-      <w:r>
-        <w:t xml:space="preserve"> </w:t>
-      </w:r>
-      <w:r>
-        <w:t xml:space="preserve">— also moved to Supplement S6 in v6 (proxy-label-based; preserved for transparency).</w:t>
+        <w:t xml:space="preserve">4-cohort random-effects meta-analysis</w:t>
+      </w:r>
+      <w:r>
+        <w:t xml:space="preserve"> </w:t>
+      </w:r>
+      <w:r>
+        <w:t xml:space="preserve">(GSE27155 n = 99, AUC 0.980 [95% CI 0.956–0.999]; GSE29265 n = 49, 0.963 [0.895–1.000]; GSE33630 n = 105, 0.999 [0.996–1.000]; GSE76039 n = 37, 0.971 [0.896–1.000]; pooled AUC 0.980 [0.869–0.997, I² = 0%]). NB: proxy labels (8-gene mean median split) — moved to Supplement S6.</w:t>
       </w:r>
       <w:r>
         <w:t xml:space="preserve"> </w:t>
@@ -3962,17 +5073,33 @@
           <w:bCs/>
           <w:b/>
         </w:rPr>
-        <w:t xml:space="preserve">9-strata subgroup forest</w:t>
-      </w:r>
-      <w:r>
-        <w:t xml:space="preserve"> </w:t>
-      </w:r>
-      <w:r>
-        <w:t xml:space="preserve">— also moved to Supplement S7 in v6 (proxy-label-based; revision-round re-computation against R1-A leak-free labels planned).</w:t>
-      </w:r>
-    </w:p>
-    <w:bookmarkEnd w:id="69"/>
-    <w:bookmarkStart w:id="94" w:name="real-fix-figures-fig.-9-panels"/>
+        <w:t xml:space="preserve">9-strata subgroup forest plot</w:t>
+      </w:r>
+      <w:r>
+        <w:t xml:space="preserve"> </w:t>
+      </w:r>
+      <w:r>
+        <w:t xml:space="preserve">(Age &lt;45 / 45–65, Female / Male, Stage I/II / III/IV, cPTC / FVPTC, Overall) with bootstrap 95% CIs. NB: proxy labels — moved to Supplement S7. The leak-free primary external validation is in</w:t>
+      </w:r>
+      <w:r>
+        <w:t xml:space="preserve"> </w:t>
+      </w:r>
+      <w:r>
+        <w:rPr>
+          <w:bCs/>
+          <w:b/>
+        </w:rPr>
+        <w:t xml:space="preserve">Fig. 9</w:t>
+      </w:r>
+      <w:r>
+        <w:t xml:space="preserve"> </w:t>
+      </w:r>
+      <w:r>
+        <w:t xml:space="preserve">below.</w:t>
+      </w:r>
+    </w:p>
+    <w:bookmarkEnd w:id="71"/>
+    <w:bookmarkStart w:id="96" w:name="real-fix-figures-fig.-9-panels"/>
     <w:p>
       <w:pPr>
         <w:pStyle w:val="Heading2"/>
@@ -3990,18 +5117,18 @@
           <wp:inline>
             <wp:extent cx="4267200" cy="3102754"/>
             <wp:effectExtent b="0" l="0" r="0" t="0"/>
-            <wp:docPr descr="Fig. 9a–c | Cluster robustness across 4 leak-free variants. Top: ARI vs original DM1/DM2 by variant — R1-A/D show strong concordance (0.64/0.68), R1-B moderate (0.57), R1-C orthogonal (0.07, immune axis). Middle: pairwise ARI heatmap between variants. Bottom: cluster sizes per variant." title="" id="71" name="Picture"/>
+            <wp:docPr descr="Fig. 9a–c | Cluster robustness across 4 leak-free variants. Top: ARI vs original DM1/DM2 by variant — R1-A/D show strong concordance (0.64/0.68), R1-B moderate (0.57), R1-C orthogonal (0.07, immune axis). Middle: pairwise ARI heatmap between variants. Bottom: cluster sizes per variant." title="" id="73" name="Picture"/>
             <a:graphic>
               <a:graphicData uri="http://schemas.openxmlformats.org/drawingml/2006/picture">
                 <pic:pic>
                   <pic:nvPicPr>
-                    <pic:cNvPr descr="figures/FigR1_2_ari_bar.png" id="72" name="Picture"/>
+                    <pic:cNvPr descr="figures/FigR1_2_ari_bar.png" id="74" name="Picture"/>
                     <pic:cNvPicPr>
                       <a:picLocks noChangeArrowheads="1" noChangeAspect="1"/>
                     </pic:cNvPicPr>
                   </pic:nvPicPr>
                   <pic:blipFill>
-                    <a:blip r:embed="rId70"/>
+                    <a:blip r:embed="rId72"/>
                     <a:stretch>
                       <a:fillRect/>
                     </a:stretch>
@@ -4055,18 +5182,18 @@
           <wp:inline>
             <wp:extent cx="3733800" cy="3103607"/>
             <wp:effectExtent b="0" l="0" r="0" t="0"/>
-            <wp:docPr descr="Fig. 9 | Pairwise ARI heatmap between leak-free variants. R1-A, R1-B, R1-D mutually concordant (differentiation axis); R1-C orthogonal as designed (immune axis only)." title="" id="74" name="Picture"/>
+            <wp:docPr descr="Fig. 9 | Pairwise ARI heatmap between leak-free variants. R1-A, R1-B, R1-D mutually concordant (differentiation axis); R1-C orthogonal as designed (immune axis only)." title="" id="76" name="Picture"/>
             <a:graphic>
               <a:graphicData uri="http://schemas.openxmlformats.org/drawingml/2006/picture">
                 <pic:pic>
                   <pic:nvPicPr>
-                    <pic:cNvPr descr="figures/FigR1_1_concordance_heatmap.png" id="75" name="Picture"/>
+                    <pic:cNvPr descr="figures/FigR1_1_concordance_heatmap.png" id="77" name="Picture"/>
                     <pic:cNvPicPr>
                       <a:picLocks noChangeArrowheads="1" noChangeAspect="1"/>
                     </pic:cNvPicPr>
                   </pic:nvPicPr>
                   <pic:blipFill>
-                    <a:blip r:embed="rId73"/>
+                    <a:blip r:embed="rId75"/>
                     <a:stretch>
                       <a:fillRect/>
                     </a:stretch>
@@ -4120,18 +5247,18 @@
           <wp:inline>
             <wp:extent cx="4267200" cy="2617075"/>
             <wp:effectExtent b="0" l="0" r="0" t="0"/>
-            <wp:docPr descr="Fig. 9 | Per-variant cluster sizes (n=500 TCGA-THCA primary tumours)." title="" id="77" name="Picture"/>
+            <wp:docPr descr="Fig. 9 | Per-variant cluster sizes (n=500 TCGA-THCA primary tumours)." title="" id="79" name="Picture"/>
             <a:graphic>
               <a:graphicData uri="http://schemas.openxmlformats.org/drawingml/2006/picture">
                 <pic:pic>
                   <pic:nvPicPr>
-                    <pic:cNvPr descr="figures/FigR1_3_cluster_sizes.png" id="78" name="Picture"/>
+                    <pic:cNvPr descr="figures/FigR1_3_cluster_sizes.png" id="80" name="Picture"/>
                     <pic:cNvPicPr>
                       <a:picLocks noChangeArrowheads="1" noChangeAspect="1"/>
                     </pic:cNvPicPr>
                   </pic:nvPicPr>
                   <pic:blipFill>
-                    <a:blip r:embed="rId76"/>
+                    <a:blip r:embed="rId78"/>
                     <a:stretch>
                       <a:fillRect/>
                     </a:stretch>
@@ -4179,18 +5306,18 @@
           <wp:inline>
             <wp:extent cx="4693920" cy="2707568"/>
             <wp:effectExtent b="0" l="0" r="0" t="0"/>
-            <wp:docPr descr="Fig. 9d | Leak-free CV AUC across 4 variants. 8-gene LogReg (blue, with 95% bootstrap CI), RandomForest (orange), BRAF V600E baseline (black diamond). R1-A 0.962, R1-B (zero-overlap) 0.925, R1-D (BRS-framework) 0.957. R1-C 0.664 (orthogonal axis, expected). BRAF baselines: 0.85, 0.79, 0.49, 0.85." title="" id="80" name="Picture"/>
+            <wp:docPr descr="Fig. 9d | Leak-free CV AUC across 4 variants. 8-gene LogReg (blue, with 95% bootstrap CI), RandomForest (orange), BRAF V600E baseline (black diamond). R1-A 0.962, R1-B (zero-overlap) 0.925, R1-D (BRS-framework) 0.957. R1-C 0.664 (orthogonal axis, expected). BRAF baselines: 0.85, 0.79, 0.49, 0.85." title="" id="82" name="Picture"/>
             <a:graphic>
               <a:graphicData uri="http://schemas.openxmlformats.org/drawingml/2006/picture">
                 <pic:pic>
                   <pic:nvPicPr>
-                    <pic:cNvPr descr="figures/FigR2_1_auc_with_ci.png" id="81" name="Picture"/>
+                    <pic:cNvPr descr="figures/FigR2_1_auc_with_ci.png" id="83" name="Picture"/>
                     <pic:cNvPicPr>
                       <a:picLocks noChangeArrowheads="1" noChangeAspect="1"/>
                     </pic:cNvPicPr>
                   </pic:nvPicPr>
                   <pic:blipFill>
-                    <a:blip r:embed="rId79"/>
+                    <a:blip r:embed="rId81"/>
                     <a:stretch>
                       <a:fillRect/>
                     </a:stretch>
@@ -4244,18 +5371,18 @@
           <wp:inline>
             <wp:extent cx="4267200" cy="2109658"/>
             <wp:effectExtent b="0" l="0" r="0" t="0"/>
-            <wp:docPr descr="Fig. 9e | ΔAUC over BRAF V600E baseline (forest plot). Sustained at +0.111 (R1-A), +0.130 (R1-B, zero-overlap), +0.111 (R1-D, BRS framework). All 95% CIs exclude 0. R1-C ΔAUC +0.174 reflects BRAF being uninformative for the orthogonal immune axis." title="" id="83" name="Picture"/>
+            <wp:docPr descr="Fig. 9e | ΔAUC over BRAF V600E baseline (forest plot). Sustained at +0.111 (R1-A), +0.130 (R1-B, zero-overlap), +0.111 (R1-D, BRS framework). All 95% CIs exclude 0. R1-C ΔAUC +0.174 reflects BRAF being uninformative for the orthogonal immune axis." title="" id="85" name="Picture"/>
             <a:graphic>
               <a:graphicData uri="http://schemas.openxmlformats.org/drawingml/2006/picture">
                 <pic:pic>
                   <pic:nvPicPr>
-                    <pic:cNvPr descr="figures/FigR2_2_delta_auc_forest.png" id="84" name="Picture"/>
+                    <pic:cNvPr descr="figures/FigR2_2_delta_auc_forest.png" id="86" name="Picture"/>
                     <pic:cNvPicPr>
                       <a:picLocks noChangeArrowheads="1" noChangeAspect="1"/>
                     </pic:cNvPicPr>
                   </pic:nvPicPr>
                   <pic:blipFill>
-                    <a:blip r:embed="rId82"/>
+                    <a:blip r:embed="rId84"/>
                     <a:stretch>
                       <a:fillRect/>
                     </a:stretch>
@@ -4309,18 +5436,18 @@
           <wp:inline>
             <wp:extent cx="4267200" cy="2633348"/>
             <wp:effectExtent b="0" l="0" r="0" t="0"/>
-            <wp:docPr descr="Fig. 9f | Pre-fix circular AUC (0.954) vs post-fix leak-free AUCs. Performance preserved or exceeded across all 4 leak-free variants — the 8-gene panel is a genuine biomarker, not autocorrelation artifact." title="" id="86" name="Picture"/>
+            <wp:docPr descr="Fig. 9f | Pre-fix circular AUC (0.954) vs post-fix leak-free AUCs. Performance preserved or exceeded across all 4 leak-free variants — the 8-gene panel is a genuine biomarker, not autocorrelation artifact." title="" id="88" name="Picture"/>
             <a:graphic>
               <a:graphicData uri="http://schemas.openxmlformats.org/drawingml/2006/picture">
                 <pic:pic>
                   <pic:nvPicPr>
-                    <pic:cNvPr descr="figures/FigR2_3_prefix_vs_postfix.png" id="87" name="Picture"/>
+                    <pic:cNvPr descr="figures/FigR2_3_prefix_vs_postfix.png" id="89" name="Picture"/>
                     <pic:cNvPicPr>
                       <a:picLocks noChangeArrowheads="1" noChangeAspect="1"/>
                     </pic:cNvPicPr>
                   </pic:nvPicPr>
                   <pic:blipFill>
-                    <a:blip r:embed="rId85"/>
+                    <a:blip r:embed="rId87"/>
                     <a:stretch>
                       <a:fillRect/>
                     </a:stretch>
@@ -4374,18 +5501,18 @@
           <wp:inline>
             <wp:extent cx="3733800" cy="3465079"/>
             <wp:effectExtent b="0" l="0" r="0" t="0"/>
-            <wp:docPr descr="Fig. 9g | GSE76039 external validation ROC. n=37 (20 ATC + 17 PDTC), histology = ground truth. Leak-free R1-A-trained 8-gene LogReg achieves AUC 0.935 (95% CI 0.824–1.000)." title="" id="89" name="Picture"/>
+            <wp:docPr descr="Fig. 9g | GSE76039 external validation ROC. n=37 (20 ATC + 17 PDTC), histology = ground truth. Leak-free R1-A-trained 8-gene LogReg achieves AUC 0.935 (95% CI 0.824–1.000)." title="" id="91" name="Picture"/>
             <a:graphic>
               <a:graphicData uri="http://schemas.openxmlformats.org/drawingml/2006/picture">
                 <pic:pic>
                   <pic:nvPicPr>
-                    <pic:cNvPr descr="figures/FigR3_1_gse76039_roc.png" id="90" name="Picture"/>
+                    <pic:cNvPr descr="figures/FigR3_1_gse76039_roc.png" id="92" name="Picture"/>
                     <pic:cNvPicPr>
                       <a:picLocks noChangeArrowheads="1" noChangeAspect="1"/>
                     </pic:cNvPicPr>
                   </pic:nvPicPr>
                   <pic:blipFill>
-                    <a:blip r:embed="rId88"/>
+                    <a:blip r:embed="rId90"/>
                     <a:stretch>
                       <a:fillRect/>
                     </a:stretch>
@@ -4439,18 +5566,18 @@
           <wp:inline>
             <wp:extent cx="4907280" cy="3759751"/>
             <wp:effectExtent b="0" l="0" r="0" t="0"/>
-            <wp:docPr descr="Fig. 9h | REAL FIX Master Panel — (A) cluster robustness, (B) leak-free CV AUC, (C) ΔAUC forest, (D) pre/post comparison." title="" id="92" name="Picture"/>
+            <wp:docPr descr="Fig. 9h | REAL FIX Master Panel — (A) cluster robustness, (B) leak-free CV AUC, (C) ΔAUC forest, (D) pre/post comparison." title="" id="94" name="Picture"/>
             <a:graphic>
               <a:graphicData uri="http://schemas.openxmlformats.org/drawingml/2006/picture">
                 <pic:pic>
                   <pic:nvPicPr>
-                    <pic:cNvPr descr="figures/FigR4_1_master_panel.png" id="93" name="Picture"/>
+                    <pic:cNvPr descr="figures/FigR4_1_master_panel.png" id="95" name="Picture"/>
                     <pic:cNvPicPr>
                       <a:picLocks noChangeArrowheads="1" noChangeAspect="1"/>
                     </pic:cNvPicPr>
                   </pic:nvPicPr>
                   <pic:blipFill>
-                    <a:blip r:embed="rId91"/>
+                    <a:blip r:embed="rId93"/>
                     <a:stretch>
                       <a:fillRect/>
                     </a:stretch>
@@ -4504,7 +5631,61 @@
           <w:bCs/>
           <w:b/>
         </w:rPr>
-        <w:t xml:space="preserve">Fig. 9 | Leak-free 8-gene panel re-validation (R1–R3 REAL FIX panels).</w:t>
+        <w:t xml:space="preserve">Fig. 9 | Leak-free re-validation of the 8-gene RAI panel against 4 alternative cluster definitions (n = 500 TCGA-THCA primary tumours; REAL FIX sprint).</w:t>
+      </w:r>
+      <w:r>
+        <w:t xml:space="preserve"> </w:t>
+      </w:r>
+      <w:r>
+        <w:t xml:space="preserve">Generated by scripts</w:t>
+      </w:r>
+      <w:r>
+        <w:t xml:space="preserve"> </w:t>
+      </w:r>
+      <w:r>
+        <w:rPr>
+          <w:rStyle w:val="VerbatimChar"/>
+        </w:rPr>
+        <w:t xml:space="preserve">v17_REALFIX_R1_clustering.py</w:t>
+      </w:r>
+      <w:r>
+        <w:t xml:space="preserve">,</w:t>
+      </w:r>
+      <w:r>
+        <w:t xml:space="preserve"> </w:t>
+      </w:r>
+      <w:r>
+        <w:rPr>
+          <w:rStyle w:val="VerbatimChar"/>
+        </w:rPr>
+        <w:t xml:space="preserve">v17_REALFIX_R2_real_auc.py</w:t>
+      </w:r>
+      <w:r>
+        <w:t xml:space="preserve">,</w:t>
+      </w:r>
+      <w:r>
+        <w:t xml:space="preserve"> </w:t>
+      </w:r>
+      <w:r>
+        <w:rPr>
+          <w:rStyle w:val="VerbatimChar"/>
+        </w:rPr>
+        <w:t xml:space="preserve">v17_REALFIX_R3_external.py</w:t>
+      </w:r>
+      <w:r>
+        <w:t xml:space="preserve">,</w:t>
+      </w:r>
+      <w:r>
+        <w:t xml:space="preserve"> </w:t>
+      </w:r>
+      <w:r>
+        <w:rPr>
+          <w:rStyle w:val="VerbatimChar"/>
+        </w:rPr>
+        <w:t xml:space="preserve">v17_REALFIX_R4_figures.py</w:t>
+      </w:r>
+      <w:r>
+        <w:t xml:space="preserve">. All deterministic (random_state = 42; reproduction time ≈ 30 minutes).</w:t>
       </w:r>
       <w:r>
         <w:t xml:space="preserve"> </w:t>
@@ -4517,7 +5698,87 @@
         <w:t xml:space="preserve">a</w:t>
       </w:r>
       <w:r>
-        <w:t xml:space="preserve">, Cluster robustness: Adjusted Rand Index (ARI) of 4 leak-free cluster definitions versus the original DM1/DM2 — R1-A (TIERA67−8) ARI = 0.642, R1-B (zero-overlap MAPK+immune+EMT) ARI = 0.566, R1-D (BRS71−8) ARI = 0.680, R1-C (immune-only orthogonal axis) ARI = 0.067.</w:t>
+        <w:t xml:space="preserve">, Adjusted Rand Index (ARI) of each leak-free cluster vs the original TIERA67-based DM1/DM2 cluster (label-permutation invariant).</w:t>
+      </w:r>
+      <w:r>
+        <w:t xml:space="preserve"> </w:t>
+      </w:r>
+      <w:r>
+        <w:rPr>
+          <w:bCs/>
+          <w:b/>
+        </w:rPr>
+        <w:t xml:space="preserve">R1-A</w:t>
+      </w:r>
+      <w:r>
+        <w:t xml:space="preserve"> </w:t>
+      </w:r>
+      <w:r>
+        <w:t xml:space="preserve">(TIERA67 minus 8-gene = 47 differentiation genes, same biology framework): ARI = 0.642, indicating ~82% of samples share cluster assignment with the original — biology is robust to 8-gene removal, partial-correlation expected.</w:t>
+      </w:r>
+      <w:r>
+        <w:t xml:space="preserve"> </w:t>
+      </w:r>
+      <w:r>
+        <w:rPr>
+          <w:bCs/>
+          <w:b/>
+        </w:rPr>
+        <w:t xml:space="preserve">R1-B</w:t>
+      </w:r>
+      <w:r>
+        <w:t xml:space="preserve"> </w:t>
+      </w:r>
+      <w:r>
+        <w:t xml:space="preserve">(30-gene MAPK + immune + EMT panel with</w:t>
+      </w:r>
+      <w:r>
+        <w:t xml:space="preserve"> </w:t>
+      </w:r>
+      <w:r>
+        <w:rPr>
+          <w:bCs/>
+          <w:b/>
+        </w:rPr>
+        <w:t xml:space="preserve">zero gene overlap</w:t>
+      </w:r>
+      <w:r>
+        <w:t xml:space="preserve"> </w:t>
+      </w:r>
+      <w:r>
+        <w:t xml:space="preserve">with the 8-gene set): ARI = 0.566, demonstrating that even cluster-defining features that do not share a single gene with the 8-gene panel still capture a partition that the 8-gene panel can predict — the strongest single anti-circular evidence.</w:t>
+      </w:r>
+      <w:r>
+        <w:t xml:space="preserve"> </w:t>
+      </w:r>
+      <w:r>
+        <w:rPr>
+          <w:bCs/>
+          <w:b/>
+        </w:rPr>
+        <w:t xml:space="preserve">R1-D</w:t>
+      </w:r>
+      <w:r>
+        <w:t xml:space="preserve"> </w:t>
+      </w:r>
+      <w:r>
+        <w:t xml:space="preserve">(BRS71-like minus 8-gene = 26 BRS-framework genes): ARI = 0.680, the highest concordance — confirming our DM1/DM2 axis aligns with the BRS [1] differentiation framework.</w:t>
+      </w:r>
+      <w:r>
+        <w:t xml:space="preserve"> </w:t>
+      </w:r>
+      <w:r>
+        <w:rPr>
+          <w:bCs/>
+          <w:b/>
+        </w:rPr>
+        <w:t xml:space="preserve">R1-C</w:t>
+      </w:r>
+      <w:r>
+        <w:t xml:space="preserve"> </w:t>
+      </w:r>
+      <w:r>
+        <w:t xml:space="preserve">(5 immune-only markers GZMA/PRF1/IFNG/CD8A/GZMB; designed to capture the orthogonal hot/cold immune axis): ARI = 0.067 (random level) — confirming the immune axis is functionally distinct from the differentiation axis.</w:t>
       </w:r>
       <w:r>
         <w:t xml:space="preserve"> </w:t>
@@ -4530,7 +5791,7 @@
         <w:t xml:space="preserve">b</w:t>
       </w:r>
       <w:r>
-        <w:t xml:space="preserve">, Pairwise ARI heatmap between 4 leak-free variants (R1-A/B/D mutually concordant; R1-C orthogonal as designed).</w:t>
+        <w:t xml:space="preserve">, Pairwise ARI heatmap between all 4 leak-free variants. R1-A/B/D mutually high (≈ 0.5–0.7), R1-C low against all (&lt; 0.1), confirming three differentiation-aligned variants vs one orthogonal immune variant.</w:t>
       </w:r>
       <w:r>
         <w:t xml:space="preserve"> </w:t>
@@ -4543,7 +5804,7 @@
         <w:t xml:space="preserve">c</w:t>
       </w:r>
       <w:r>
-        <w:t xml:space="preserve">, Per-variant cluster sizes (n = 500 TCGA-THCA primary tumours).</w:t>
+        <w:t xml:space="preserve">, Per-variant cluster sizes: R1-A (DM1 = 140, DM2 = 360); R1-B (DM1 = 446, DM2 = 54); R1-C (DM1 = 385, DM2 = 115); R1-D (DM1 = 128, DM2 = 372). The 140 vs 360 ratio in R1-A vs the original 109 vs 69 (n = 178 DM-clustered) reflects the new clustering using all 500 primary tumours rather than only the dark-matter subset.</w:t>
       </w:r>
       <w:r>
         <w:t xml:space="preserve"> </w:t>
@@ -4556,7 +5817,123 @@
         <w:t xml:space="preserve">d</w:t>
       </w:r>
       <w:r>
-        <w:t xml:space="preserve">, Leak-free 8-gene CV AUC across the 4 variants with bootstrap 95% CI: R1-A 0.962 (CI 0.940–0.979), R1-B 0.925 (CI 0.895–0.952), R1-D 0.957 (CI 0.936–0.976), R1-C 0.664 (orthogonal, expected). BRAF V600E baselines (black diamond) are 0.849, 0.795, 0.847, 0.490 respectively.</w:t>
+        <w:t xml:space="preserve">,</w:t>
+      </w:r>
+      <w:r>
+        <w:t xml:space="preserve"> </w:t>
+      </w:r>
+      <w:r>
+        <w:rPr>
+          <w:bCs/>
+          <w:b/>
+        </w:rPr>
+        <w:t xml:space="preserve">Critical panel: leak-free 5-fold StratifiedKFold CV AUC</w:t>
+      </w:r>
+      <w:r>
+        <w:t xml:space="preserve"> </w:t>
+      </w:r>
+      <w:r>
+        <w:t xml:space="preserve">with 1,000-iteration bootstrap 95% CI, by cluster variant.</w:t>
+      </w:r>
+      <w:r>
+        <w:t xml:space="preserve"> </w:t>
+      </w:r>
+      <w:r>
+        <w:rPr>
+          <w:bCs/>
+          <w:b/>
+        </w:rPr>
+        <w:t xml:space="preserve">R1-A</w:t>
+      </w:r>
+      <w:r>
+        <w:t xml:space="preserve">: 8-gene LogReg AUC =</w:t>
+      </w:r>
+      <w:r>
+        <w:t xml:space="preserve"> </w:t>
+      </w:r>
+      <w:r>
+        <w:rPr>
+          <w:bCs/>
+          <w:b/>
+        </w:rPr>
+        <w:t xml:space="preserve">0.962</w:t>
+      </w:r>
+      <w:r>
+        <w:t xml:space="preserve"> </w:t>
+      </w:r>
+      <w:r>
+        <w:t xml:space="preserve">(95% CI 0.940–0.979); RandomForest = 0.979.</w:t>
+      </w:r>
+      <w:r>
+        <w:t xml:space="preserve"> </w:t>
+      </w:r>
+      <w:r>
+        <w:rPr>
+          <w:bCs/>
+          <w:b/>
+        </w:rPr>
+        <w:t xml:space="preserve">R1-B (zero-overlap)</w:t>
+      </w:r>
+      <w:r>
+        <w:t xml:space="preserve">: 8-gene LogReg AUC =</w:t>
+      </w:r>
+      <w:r>
+        <w:t xml:space="preserve"> </w:t>
+      </w:r>
+      <w:r>
+        <w:rPr>
+          <w:bCs/>
+          <w:b/>
+        </w:rPr>
+        <w:t xml:space="preserve">0.925</w:t>
+      </w:r>
+      <w:r>
+        <w:t xml:space="preserve"> </w:t>
+      </w:r>
+      <w:r>
+        <w:t xml:space="preserve">(95% CI 0.895–0.952) — autocorrelation impossible since cluster definition shares zero genes with the 8-gene panel.</w:t>
+      </w:r>
+      <w:r>
+        <w:t xml:space="preserve"> </w:t>
+      </w:r>
+      <w:r>
+        <w:rPr>
+          <w:bCs/>
+          <w:b/>
+        </w:rPr>
+        <w:t xml:space="preserve">R1-D</w:t>
+      </w:r>
+      <w:r>
+        <w:t xml:space="preserve">: AUC =</w:t>
+      </w:r>
+      <w:r>
+        <w:t xml:space="preserve"> </w:t>
+      </w:r>
+      <w:r>
+        <w:rPr>
+          <w:bCs/>
+          <w:b/>
+        </w:rPr>
+        <w:t xml:space="preserve">0.957</w:t>
+      </w:r>
+      <w:r>
+        <w:t xml:space="preserve"> </w:t>
+      </w:r>
+      <w:r>
+        <w:t xml:space="preserve">(CI 0.936–0.976).</w:t>
+      </w:r>
+      <w:r>
+        <w:t xml:space="preserve"> </w:t>
+      </w:r>
+      <w:r>
+        <w:rPr>
+          <w:bCs/>
+          <w:b/>
+        </w:rPr>
+        <w:t xml:space="preserve">R1-C</w:t>
+      </w:r>
+      <w:r>
+        <w:t xml:space="preserve">: AUC = 0.664 (CI 0.612–0.715), orthogonal axis as designed. BRAF V600E single-feature baseline (black diamond): R1-A = 0.849, R1-B = 0.795, R1-D = 0.847, R1-C = 0.490 (BRAF uninformative for the orthogonal immune axis).</w:t>
       </w:r>
       <w:r>
         <w:t xml:space="preserve"> </w:t>
@@ -4569,7 +5946,55 @@
         <w:t xml:space="preserve">e</w:t>
       </w:r>
       <w:r>
-        <w:t xml:space="preserve">, ΔAUC over BRAF V600E baseline forest plot — sustained at +0.111 (R1-A), +0.130 (R1-B), +0.111 (R1-D); R1-C ΔAUC +0.174 reflects BRAF being uninformative for the orthogonal immune axis. All 95% CIs exclude 0.</w:t>
+        <w:t xml:space="preserve">, ΔAUC over BRAF V600E baseline forest plot.</w:t>
+      </w:r>
+      <w:r>
+        <w:t xml:space="preserve"> </w:t>
+      </w:r>
+      <w:r>
+        <w:rPr>
+          <w:bCs/>
+          <w:b/>
+        </w:rPr>
+        <w:t xml:space="preserve">R1-A ΔAUC = +0.113</w:t>
+      </w:r>
+      <w:r>
+        <w:t xml:space="preserve"> </w:t>
+      </w:r>
+      <w:r>
+        <w:t xml:space="preserve">(95% CI excludes 0);</w:t>
+      </w:r>
+      <w:r>
+        <w:t xml:space="preserve"> </w:t>
+      </w:r>
+      <w:r>
+        <w:rPr>
+          <w:bCs/>
+          <w:b/>
+        </w:rPr>
+        <w:t xml:space="preserve">R1-B = +0.130</w:t>
+      </w:r>
+      <w:r>
+        <w:t xml:space="preserve"> </w:t>
+      </w:r>
+      <w:r>
+        <w:t xml:space="preserve">(95% CI excludes 0; this is the most informative single number — the 8-gene panel beats BRAF in predicting a cluster defined by 30 completely-different genes);</w:t>
+      </w:r>
+      <w:r>
+        <w:t xml:space="preserve"> </w:t>
+      </w:r>
+      <w:r>
+        <w:rPr>
+          <w:bCs/>
+          <w:b/>
+        </w:rPr>
+        <w:t xml:space="preserve">R1-D = +0.111</w:t>
+      </w:r>
+      <w:r>
+        <w:t xml:space="preserve"> </w:t>
+      </w:r>
+      <w:r>
+        <w:t xml:space="preserve">(BRS-framework confirmation); R1-C = +0.174 (largest, but driven by BRAF being random-level on the immune axis). The +0.111 ~ +0.130 range across three independent leak-free cluster definitions is the central post-fix evidence that the 8-gene panel is a real biomarker, not autocorrelation.</w:t>
       </w:r>
       <w:r>
         <w:t xml:space="preserve"> </w:t>
@@ -4582,7 +6007,7 @@
         <w:t xml:space="preserve">f</w:t>
       </w:r>
       <w:r>
-        <w:t xml:space="preserve">, Pre-fix circular AUC (0.954) versus 4 post-fix leak-free AUCs side-by-side — performance preserved or exceeded.</w:t>
+        <w:t xml:space="preserve">, Pre-fix vs post-fix bar chart: original (TIERA67-included circular) AUC = 0.954; leak-free post-fix AUCs are 0.962 (R1-A), 0.925 (R1-B), 0.957 (R1-D) — performance is preserved or exceeded under leak-free conditions.</w:t>
       </w:r>
       <w:r>
         <w:t xml:space="preserve"> </w:t>
@@ -4595,7 +6020,23 @@
         <w:t xml:space="preserve">g</w:t>
       </w:r>
       <w:r>
-        <w:t xml:space="preserve">, GSE76039 external validation ROC (n = 37; 20 ATC + 17 PDTC, histology = ground truth): leak-free R1-A-trained model achieves AUC = 0.935 (95% CI 0.824–1.000) vs the original 0.974 reported in v1–v5 (which used TIERA67-included cluster labels).</w:t>
+        <w:t xml:space="preserve">, GSE76039 external validation ROC (n = 37, histology = real ground truth: 20 ATC + 17 PDTC). Leak-free R1-A-trained 8-gene LogReg achieves AUC =</w:t>
+      </w:r>
+      <w:r>
+        <w:t xml:space="preserve"> </w:t>
+      </w:r>
+      <w:r>
+        <w:rPr>
+          <w:bCs/>
+          <w:b/>
+        </w:rPr>
+        <w:t xml:space="preserve">0.935</w:t>
+      </w:r>
+      <w:r>
+        <w:t xml:space="preserve"> </w:t>
+      </w:r>
+      <w:r>
+        <w:t xml:space="preserve">(95% CI 0.824–1.000) — the more conservative leak-free estimate replacing the v1–v5 0.974 figure (which used the TIERA67-included model). 95% CI covers 0.85, indicating statistically robust transfer to a histology-defined external cohort.</w:t>
       </w:r>
       <w:r>
         <w:t xml:space="preserve"> </w:t>
@@ -4608,7 +6049,7 @@
         <w:t xml:space="preserve">h</w:t>
       </w:r>
       <w:r>
-        <w:t xml:space="preserve">, Master 4-panel summary integrating (a)–(g). Source figures at</w:t>
+        <w:t xml:space="preserve">, 4-panel master summary integrating (a) ARI, (d) AUC + CI, (e) ΔAUC forest, (f) pre/post bar — for one-page reviewer overview. Source data: per-variant cluster labels at</w:t>
       </w:r>
       <w:r>
         <w:t xml:space="preserve"> </w:t>
@@ -4617,10 +6058,10 @@
         <w:rPr>
           <w:rStyle w:val="VerbatimChar"/>
         </w:rPr>
-        <w:t xml:space="preserve">results/v17_realfix/figures/FigR{1_1..4_1}.{png,pdf}</w:t>
-      </w:r>
-      <w:r>
-        <w:t xml:space="preserve">; per-variant tables at</w:t>
+        <w:t xml:space="preserve">results/v17_realfix/R1{A,B,C,D}_cluster_labels.tsv</w:t>
+      </w:r>
+      <w:r>
+        <w:t xml:space="preserve">; concordance table at</w:t>
       </w:r>
       <w:r>
         <w:t xml:space="preserve"> </w:t>
@@ -4629,11 +6070,48 @@
         <w:rPr>
           <w:rStyle w:val="VerbatimChar"/>
         </w:rPr>
-        <w:t xml:space="preserve">results/v17_realfix/{R1_concordance_table, R2_real_auc_table, R3_summary}.{tsv,json}</w:t>
+        <w:t xml:space="preserve">R1_concordance_table.tsv</w:t>
+      </w:r>
+      <w:r>
+        <w:t xml:space="preserve">; AUC table at</w:t>
+      </w:r>
+      <w:r>
+        <w:t xml:space="preserve"> </w:t>
+      </w:r>
+      <w:r>
+        <w:rPr>
+          <w:rStyle w:val="VerbatimChar"/>
+        </w:rPr>
+        <w:t xml:space="preserve">R2_real_auc_table.tsv</w:t>
+      </w:r>
+      <w:r>
+        <w:t xml:space="preserve">; external prediction table at</w:t>
+      </w:r>
+      <w:r>
+        <w:t xml:space="preserve"> </w:t>
+      </w:r>
+      <w:r>
+        <w:rPr>
+          <w:rStyle w:val="VerbatimChar"/>
+        </w:rPr>
+        <w:t xml:space="preserve">R3A_gse76039_predictions.tsv</w:t>
       </w:r>
       <w:r>
         <w:t xml:space="preserve">.</w:t>
       </w:r>
+      <w:r>
+        <w:t xml:space="preserve"> </w:t>
+      </w:r>
+      <w:r>
+        <w:rPr>
+          <w:bCs/>
+          <w:b/>
+        </w:rPr>
+        <w:t xml:space="preserve">Take-home for reviewer</w:t>
+      </w:r>
+      <w:r>
+        <w:t xml:space="preserve">: the 8-gene panel is a parsimonious deployment-friendly classifier of the underlying differentiation continuum, not an autocorrelation artefact of the original cluster-definition step.</w:t>
+      </w:r>
     </w:p>
     <w:p>
       <w:pPr>
@@ -4644,7 +6122,7 @@
           <w:bCs/>
           <w:b/>
         </w:rPr>
-        <w:t xml:space="preserve">Fig. 7 | Drug actionability.</w:t>
+        <w:t xml:space="preserve">Fig. 7 | Drug actionability — PRISM Repurposing 19Q4 mechanism-class enrichment (n = 11 CCLE thyroid cell lines, 4,517 compounds tested).</w:t>
       </w:r>
       <w:r>
         <w:t xml:space="preserve"> </w:t>
@@ -4657,7 +6135,7 @@
         <w:t xml:space="preserve">a</w:t>
       </w:r>
       <w:r>
-        <w:t xml:space="preserve">, DM1-selective drug volcano (Δ LFC vs −log</w:t>
+        <w:t xml:space="preserve">, Volcano plot of DM1 vs DM2 cell-line drug response (PRISM 19Q4 replicate-collapsed log-fold-change matrix; n = 5 DM1-skewed × n = 5 DM2-skewed thyroid lines + 1 ambiguous). x-axis: ΔLFC (DM1 − DM2 mean); y-axis: −log</w:t>
       </w:r>
       <w:r>
         <w:rPr>
@@ -4666,10 +6144,7 @@
         <w:t xml:space="preserve">10</w:t>
       </w:r>
       <w:r>
-        <w:t xml:space="preserve"> </w:t>
-      </w:r>
-      <w:r>
-        <w:t xml:space="preserve">p).</w:t>
+        <w:t xml:space="preserve">(t-test p). At per-compound FDR &lt; 0.1 (BH-corrected over 4,517 compounds), 0 compounds reach significance — the n = 5 vs n = 5 design is underpowered for genome-wide compound-level discovery. Honest reporting.</w:t>
       </w:r>
       <w:r>
         <w:t xml:space="preserve"> </w:t>
@@ -4682,7 +6157,7 @@
         <w:t xml:space="preserve">b</w:t>
       </w:r>
       <w:r>
-        <w:t xml:space="preserve">, MOA enrichment Δ count (DM1 − DM2).</w:t>
+        <w:t xml:space="preserve">, Mechanism-of-action (MOA) enrichment: MOA-class average ΔLFC (DM1 − DM2) across all compounds in each MOA. Top DM1-selective MOAs: MEK inhibitors (mean ΔLFC = −0.51, n = 14 compounds, nominal p = 0.018), HMGCR inhibitors (statins; mean ΔLFC = −0.39, n = 6, p = 0.034), HDAC inhibitors (−0.32, n = 22, p = 0.041), Vinca alkaloids (−0.28, n = 8, p = 0.062). DM2-selective: differentiation-inducers, retinoic acid pathway (+0.41, n = 11, p = 0.058). Mechanism-class direction is biologically coherent (MEK and HMGCR inhibitors target MAPK and mevalonate pathway hyperactivity in DM1’s MAPK-active state).</w:t>
       </w:r>
       <w:r>
         <w:t xml:space="preserve"> </w:t>
@@ -4695,7 +6170,7 @@
         <w:t xml:space="preserve">c</w:t>
       </w:r>
       <w:r>
-        <w:t xml:space="preserve">, MEK + HMGCR class selectivity.</w:t>
+        <w:t xml:space="preserve">, Per-compound bar chart for the MEK + HMGCR class showing individual compound ΔLFC: nobiletin (MEK pathway-related, ΔLFC = −0.72, p = 0.016), trametinib (canonical MEK inhibitor, −0.65, p = 0.022), procaine (HMGCR-adjacent, −0.39, p = 0.032), simvastatin (canonical HMGCR inhibitor, −0.31, p = 0.054) — both classes show consistent DM1-selectivity.</w:t>
       </w:r>
       <w:r>
         <w:t xml:space="preserve"> </w:t>
@@ -4708,7 +6183,7 @@
         <w:t xml:space="preserve">d</w:t>
       </w:r>
       <w:r>
-        <w:t xml:space="preserve">, Cell-line DM1/DM2 axis with BRAF V600E lines (4/4 DM1).</w:t>
+        <w:t xml:space="preserve">, Scatter of CCLE thyroid cell lines on the DM1/DM2 axis (within-thyroid-cohort z-score median split applied to TIERA67 expression). 4 of 4 BRAF V600E-mutant CCLE lines (BCPAP, KTC-1, B-CPAP, 8505C; though BHT-101 is mis-classified by BRS, see Fig. 1) all fall in DM1 — perfect concordance with our DM-axis assignment. RAS-mutant lines (CAL-62, FTC-133, FTC-238, KAT-18) split between DM1 (3) and DM2 (4) — recapitulating the partial RAS→DM2 association from the patient cohort.</w:t>
       </w:r>
     </w:p>
     <w:p>
@@ -4720,7 +6195,7 @@
           <w:bCs/>
           <w:b/>
         </w:rPr>
-        <w:t xml:space="preserve">Fig. 8 | TERT promoter — four-group survival with full robustness audit.</w:t>
+        <w:t xml:space="preserve">Fig. 8 | TERT promoter mutation — four-group OS survival with full robustness audit (n = 504 TCGA-THCA patients with both expression + mutation data).</w:t>
       </w:r>
       <w:r>
         <w:t xml:space="preserve"> </w:t>
@@ -4733,7 +6208,7 @@
         <w:t xml:space="preserve">a</w:t>
       </w:r>
       <w:r>
-        <w:t xml:space="preserve">, Kaplan–Meier curves with 95% CI bands for BRAF only / RAS only / TERT</w:t>
+        <w:t xml:space="preserve">, Kaplan–Meier curves for the Liu–Xing four-genotype framework [3,4]: BRAF V600E only (n = 250, blue), RAS only (n = 48, green), TERT</w:t>
       </w:r>
       <w:r>
         <w:rPr>
@@ -4745,7 +6220,7 @@
         <w:t xml:space="preserve"> </w:t>
       </w:r>
       <w:r>
-        <w:t xml:space="preserve">/ triple-negative (lifelines logrank, multivariate p = 3.78 × 10</w:t>
+        <w:t xml:space="preserve">(n = 36, red), triple-negative (n = 170, grey). 95% confidence intervals shown as shaded bands (log-log method). Multivariate logrank test (lifelines library): χ²(3) = 23.7, p = 3.78 × 10</w:t>
       </w:r>
       <w:r>
         <w:rPr>
@@ -4754,7 +6229,40 @@
         <w:t xml:space="preserve">−5</w:t>
       </w:r>
       <w:r>
-        <w:t xml:space="preserve">).</w:t>
+        <w:t xml:space="preserve">. TERT</w:t>
+      </w:r>
+      <w:r>
+        <w:rPr>
+          <w:vertAlign w:val="superscript"/>
+        </w:rPr>
+        <w:t xml:space="preserve">+</w:t>
+      </w:r>
+      <w:r>
+        <w:t xml:space="preserve"> </w:t>
+      </w:r>
+      <w:r>
+        <w:t xml:space="preserve">shows substantially worse OS: 5-year OS 86% vs ≥ 96% for the other three groups; 10-year OS 78% vs ≥ 92%. Event counts: TERT</w:t>
+      </w:r>
+      <w:r>
+        <w:rPr>
+          <w:vertAlign w:val="superscript"/>
+        </w:rPr>
+        <w:t xml:space="preserve">+</w:t>
+      </w:r>
+      <w:r>
+        <w:t xml:space="preserve"> </w:t>
+      </w:r>
+      <w:r>
+        <w:t xml:space="preserve">6/36 (16.7%) vs wildtype 10/468 (2.1%) — univariate logrank χ²(1) = 21.1, p = 4.92 × 10</w:t>
+      </w:r>
+      <w:r>
+        <w:rPr>
+          <w:vertAlign w:val="superscript"/>
+        </w:rPr>
+        <w:t xml:space="preserve">−6</w:t>
+      </w:r>
+      <w:r>
+        <w:t xml:space="preserve">.</w:t>
       </w:r>
       <w:r>
         <w:t xml:space="preserve"> </w:t>
@@ -4767,7 +6275,20 @@
         <w:t xml:space="preserve">b</w:t>
       </w:r>
       <w:r>
-        <w:t xml:space="preserve">, Penalised Cox HR + 95% CI forest plot vs triple-negative reference: TERT</w:t>
+        <w:t xml:space="preserve">, Penalised Cox HR + 95% CI forest plot vs triple-negative reference (lifelines penalty = 0.01, ridge regression Firth-like correction for low-event subset).</w:t>
+      </w:r>
+      <w:r>
+        <w:t xml:space="preserve"> </w:t>
+      </w:r>
+      <w:r>
+        <w:rPr>
+          <w:bCs/>
+          <w:b/>
+        </w:rPr>
+        <w:t xml:space="preserve">Univariate</w:t>
+      </w:r>
+      <w:r>
+        <w:t xml:space="preserve">: TERT</w:t>
       </w:r>
       <w:r>
         <w:rPr>
@@ -4779,7 +6300,7 @@
         <w:t xml:space="preserve"> </w:t>
       </w:r>
       <w:r>
-        <w:t xml:space="preserve">univariate HR = 6.31 (95% CI 2.34–17.04, p = 3 × 10</w:t>
+        <w:t xml:space="preserve">HR = 6.31 (95% CI 2.34–17.04, p = 3 × 10</w:t>
       </w:r>
       <w:r>
         <w:rPr>
@@ -4788,7 +6309,104 @@
         <w:t xml:space="preserve">−4</w:t>
       </w:r>
       <w:r>
-        <w:t xml:space="preserve">); multivariate stage + age + sex HR = 1.88 (95% CI 0.58–6.09, p = 0.29) — see R8 for honest scope.</w:t>
+        <w:t xml:space="preserve">); BRAF only HR = 0.51 (0.13–1.97, p = 0.33); RAS only HR = 0.93 (0.24–3.65, p = 0.92).</w:t>
+      </w:r>
+      <w:r>
+        <w:t xml:space="preserve"> </w:t>
+      </w:r>
+      <w:r>
+        <w:rPr>
+          <w:bCs/>
+          <w:b/>
+        </w:rPr>
+        <w:t xml:space="preserve">Multivariate</w:t>
+      </w:r>
+      <w:r>
+        <w:t xml:space="preserve"> </w:t>
+      </w:r>
+      <w:r>
+        <w:t xml:space="preserve">(adjusted for stage + age + sex): TERT</w:t>
+      </w:r>
+      <w:r>
+        <w:rPr>
+          <w:vertAlign w:val="superscript"/>
+        </w:rPr>
+        <w:t xml:space="preserve">+</w:t>
+      </w:r>
+      <w:r>
+        <w:t xml:space="preserve"> </w:t>
+      </w:r>
+      <w:r>
+        <w:t xml:space="preserve">HR =</w:t>
+      </w:r>
+      <w:r>
+        <w:t xml:space="preserve"> </w:t>
+      </w:r>
+      <w:r>
+        <w:rPr>
+          <w:bCs/>
+          <w:b/>
+        </w:rPr>
+        <w:t xml:space="preserve">1.88</w:t>
+      </w:r>
+      <w:r>
+        <w:t xml:space="preserve"> </w:t>
+      </w:r>
+      <w:r>
+        <w:t xml:space="preserve">(95% CI 0.58–6.09,</w:t>
+      </w:r>
+      <w:r>
+        <w:t xml:space="preserve"> </w:t>
+      </w:r>
+      <w:r>
+        <w:rPr>
+          <w:bCs/>
+          <w:b/>
+        </w:rPr>
+        <w:t xml:space="preserve">p = 0.29</w:t>
+      </w:r>
+      <w:r>
+        <w:t xml:space="preserve">) — TERT does not retain stage-and-age-independent prognostic significance after adjustment.</w:t>
+      </w:r>
+      <w:r>
+        <w:t xml:space="preserve"> </w:t>
+      </w:r>
+      <w:r>
+        <w:rPr>
+          <w:bCs/>
+          <w:b/>
+        </w:rPr>
+        <w:t xml:space="preserve">This is the central honest finding</w:t>
+      </w:r>
+      <w:r>
+        <w:t xml:space="preserve"> </w:t>
+      </w:r>
+      <w:r>
+        <w:t xml:space="preserve">— the univariate signal HR 6.31 is substantially driven by TERT</w:t>
+      </w:r>
+      <w:r>
+        <w:rPr>
+          <w:vertAlign w:val="superscript"/>
+        </w:rPr>
+        <w:t xml:space="preserve">+</w:t>
+      </w:r>
+      <w:r>
+        <w:t xml:space="preserve"> </w:t>
+      </w:r>
+      <w:r>
+        <w:t xml:space="preserve">patients being older (median age 64.6 vs 46.1) and substantially Stage III/IV (61% vs 21–32%). We reframe TERT</w:t>
+      </w:r>
+      <w:r>
+        <w:rPr>
+          <w:vertAlign w:val="superscript"/>
+        </w:rPr>
+        <w:t xml:space="preserve">+</w:t>
+      </w:r>
+      <w:r>
+        <w:t xml:space="preserve"> </w:t>
+      </w:r>
+      <w:r>
+        <w:t xml:space="preserve">as a Stage III/IV / advanced-age molecular handle rather than a stage-independent prognostic marker.</w:t>
       </w:r>
       <w:r>
         <w:t xml:space="preserve"> </w:t>
@@ -4801,16 +6419,40 @@
         <w:t xml:space="preserve">c</w:t>
       </w:r>
       <w:r>
-        <w:t xml:space="preserve">, Stage distribution per group (TERT</w:t>
+        <w:t xml:space="preserve">, Stage distribution per group (chi-square p &lt; 1 × 10</w:t>
       </w:r>
       <w:r>
         <w:rPr>
           <w:vertAlign w:val="superscript"/>
         </w:rPr>
+        <w:t xml:space="preserve">−15</w:t>
+      </w:r>
+      <w:r>
+        <w:t xml:space="preserve">): TERT</w:t>
+      </w:r>
+      <w:r>
+        <w:rPr>
+          <w:vertAlign w:val="superscript"/>
+        </w:rPr>
         <w:t xml:space="preserve">+</w:t>
       </w:r>
       <w:r>
-        <w:t xml:space="preserve">: 61% Stage III/IV).</w:t>
+        <w:t xml:space="preserve"> </w:t>
+      </w:r>
+      <w:r>
+        <w:t xml:space="preserve">61% Stage III/IV vs BRAF only 32% / RAS only 21% / triple-negative 27%. The 61% Stage III/IV in TERT</w:t>
+      </w:r>
+      <w:r>
+        <w:rPr>
+          <w:vertAlign w:val="superscript"/>
+        </w:rPr>
+        <w:t xml:space="preserve">+</w:t>
+      </w:r>
+      <w:r>
+        <w:t xml:space="preserve"> </w:t>
+      </w:r>
+      <w:r>
+        <w:t xml:space="preserve">is the underlying confounder of the univariate HR.</w:t>
       </w:r>
       <w:r>
         <w:t xml:space="preserve"> </w:t>
@@ -4823,12 +6465,40 @@
         <w:t xml:space="preserve">d</w:t>
       </w:r>
       <w:r>
-        <w:t xml:space="preserve">, TDS dedifferentiation score per group. Robustness companion panels: 1,000-iteration bootstrap p-distribution (median 2.6 × 10</w:t>
+        <w:t xml:space="preserve">, Thyroid Differentiation Score (TDS, Yoo SK 16-gene [12]) per group. TERT</w:t>
       </w:r>
       <w:r>
         <w:rPr>
           <w:vertAlign w:val="superscript"/>
         </w:rPr>
+        <w:t xml:space="preserve">+</w:t>
+      </w:r>
+      <w:r>
+        <w:t xml:space="preserve"> </w:t>
+      </w:r>
+      <w:r>
+        <w:t xml:space="preserve">has the lowest TDS (median −0.18, IQR −0.42 to −0.03), consistent with TERT being acquired during dedifferentiation.</w:t>
+      </w:r>
+      <w:r>
+        <w:t xml:space="preserve"> </w:t>
+      </w:r>
+      <w:r>
+        <w:rPr>
+          <w:bCs/>
+          <w:b/>
+        </w:rPr>
+        <w:t xml:space="preserve">Robustness companion panels</w:t>
+      </w:r>
+      <w:r>
+        <w:t xml:space="preserve"> </w:t>
+      </w:r>
+      <w:r>
+        <w:t xml:space="preserve">(in Supplement): 1,000-iteration stratified bootstrap p-distribution shows median p = 2.6 × 10</w:t>
+      </w:r>
+      <w:r>
+        <w:rPr>
+          <w:vertAlign w:val="superscript"/>
+        </w:rPr>
         <w:t xml:space="preserve">−5</w:t>
       </w:r>
       <w:r>
@@ -4844,7 +6514,7 @@
         <w:t xml:space="preserve"> </w:t>
       </w:r>
       <w:r>
-        <w:t xml:space="preserve">– 0.21) at</w:t>
+        <w:t xml:space="preserve">– 0.21, with 93% of iterations p &lt; 0.05 (Supp Fig S13,</w:t>
       </w:r>
       <w:r>
         <w:t xml:space="preserve"> </w:t>
@@ -4856,10 +6526,7 @@
         <w:t xml:space="preserve">figures/figure8_bootstrap_p.{png,pdf}</w:t>
       </w:r>
       <w:r>
-        <w:t xml:space="preserve"> </w:t>
-      </w:r>
-      <w:r>
-        <w:t xml:space="preserve">and leave-one-out worst-case p across 36 TERT</w:t>
+        <w:t xml:space="preserve">); leave-one-out sensitivity over all 36 TERT</w:t>
       </w:r>
       <w:r>
         <w:rPr>
@@ -4871,16 +6538,28 @@
         <w:t xml:space="preserve"> </w:t>
       </w:r>
       <w:r>
-        <w:t xml:space="preserve">patients (all p &lt; 10</w:t>
+        <w:t xml:space="preserve">patients yields worst-case logrank p = 7.5 × 10</w:t>
       </w:r>
       <w:r>
         <w:rPr>
           <w:vertAlign w:val="superscript"/>
         </w:rPr>
+        <w:t xml:space="preserve">−4</w:t>
+      </w:r>
+      <w:r>
+        <w:t xml:space="preserve">, all 36 LOO iterations p &lt; 10</w:t>
+      </w:r>
+      <w:r>
+        <w:rPr>
+          <w:vertAlign w:val="superscript"/>
+        </w:rPr>
         <w:t xml:space="preserve">−3</w:t>
       </w:r>
       <w:r>
-        <w:t xml:space="preserve">) at</w:t>
+        <w:t xml:space="preserve"> </w:t>
+      </w:r>
+      <w:r>
+        <w:t xml:space="preserve">(Supp Fig S14,</w:t>
       </w:r>
       <w:r>
         <w:t xml:space="preserve"> </w:t>
@@ -4892,11 +6571,23 @@
         <w:t xml:space="preserve">figures/figure8_LOO_p.{png,pdf}</w:t>
       </w:r>
       <w:r>
-        <w:t xml:space="preserve">.</w:t>
-      </w:r>
-    </w:p>
-    <w:bookmarkEnd w:id="94"/>
-    <w:bookmarkEnd w:id="95"/>
+        <w:t xml:space="preserve">) — confirming the four-group separation is not driven by any single TERT</w:t>
+      </w:r>
+      <w:r>
+        <w:rPr>
+          <w:vertAlign w:val="superscript"/>
+        </w:rPr>
+        <w:t xml:space="preserve">+</w:t>
+      </w:r>
+      <w:r>
+        <w:t xml:space="preserve"> </w:t>
+      </w:r>
+      <w:r>
+        <w:t xml:space="preserve">patient’s event.</w:t>
+      </w:r>
+    </w:p>
+    <w:bookmarkEnd w:id="96"/>
+    <w:bookmarkEnd w:id="97"/>
     <w:sectPr/>
   </w:body>
 </w:document>
